--- a/WealthWise_Documentation_v5.2.docx
+++ b/WealthWise_Documentation_v5.2.docx
@@ -45,7 +45,17 @@
           <w:sz w:val="24"/>
           <w:szCs w:val="24"/>
         </w:rPr>
-        <w:t>Project Documentation — Version 5.0</w:t>
+        <w:t>Project Documentation — Version 5.</w:t>
+      </w:r>
+      <w:r>
+        <w:rPr>
+          <w:i/>
+          <w:iCs/>
+          <w:color w:val="555555"/>
+          <w:sz w:val="24"/>
+          <w:szCs w:val="24"/>
+        </w:rPr>
+        <w:t>2</w:t>
       </w:r>
     </w:p>
     <w:tbl>
@@ -517,7 +527,13 @@
         <w:spacing w:after="120"/>
       </w:pPr>
       <w:r>
-        <w:t>The platform combines a deterministic multi-income tax engine, a scoring-based risk profiler, a goal-aware portfolio allocator, an IT deductions reference with 20+ sections, a monthly expense tracker with 8 Indian bank PDF parsers, a financial goals SIP planner, and a What-If scenario planner — all integrated with Anthropic Claude AI for plain-English guidance.</w:t>
+        <w:t xml:space="preserve">The platform combines a deterministic multi-income tax engine, a scoring-based risk profiler, a goal-aware portfolio allocator, an IT deductions reference with </w:t>
+      </w:r>
+      <w:r>
+        <w:t>35</w:t>
+      </w:r>
+      <w:r>
+        <w:t>+ sections, a monthly expense tracker with 8 Indian bank PDF parsers, a financial goals SIP planner, and a What-If scenario planner — all integrated with Anthropic Claude AI for plain-English guidance.</w:t>
       </w:r>
     </w:p>
     <w:p>
@@ -543,11 +559,6 @@
       <w:r>
         <w:t>A significant portion of Indian salaried and self-employed individuals lack access to personalised, affordable financial planning. Seven comparable open-source projects were systematically analysed:</w:t>
       </w:r>
-    </w:p>
-    <w:p>
-      <w:pPr>
-        <w:spacing w:after="160"/>
-      </w:pPr>
     </w:p>
     <w:tbl>
       <w:tblPr>
@@ -1256,11 +1267,6 @@
     </w:tbl>
     <w:p>
       <w:pPr>
-        <w:spacing w:after="160"/>
-      </w:pPr>
-    </w:p>
-    <w:p>
-      <w:pPr>
         <w:pStyle w:val="Heading2"/>
       </w:pPr>
       <w:r>
@@ -1303,7 +1309,6 @@
         <w:spacing w:after="80"/>
       </w:pPr>
       <w:r>
-        <w:lastRenderedPageBreak/>
         <w:t>Five of seven projects expose API keys in frontend code. WealthWise uses a backend proxy — the Anthropic key never leaves the Railway server.</w:t>
       </w:r>
     </w:p>
@@ -1317,6 +1322,7 @@
         <w:spacing w:after="80"/>
       </w:pPr>
       <w:r>
+        <w:lastRenderedPageBreak/>
         <w:t>No project handles multi-source income (salary + rental + FD interest + LTCG + agricultural + crypto) in a single tax computation.</w:t>
       </w:r>
     </w:p>
@@ -1356,7 +1362,13 @@
         <w:spacing w:after="80"/>
       </w:pPr>
       <w:r>
-        <w:t>None provide a comprehensive IT Act deductions reference covering 20+ sections with limits, regime applicability, and pro tips.</w:t>
+        <w:t xml:space="preserve">None provide a comprehensive IT Act deductions reference covering </w:t>
+      </w:r>
+      <w:r>
+        <w:t>35</w:t>
+      </w:r>
+      <w:r>
+        <w:t>+ sections with limits, regime applicability, and pro tips.</w:t>
       </w:r>
     </w:p>
     <w:p>
@@ -1403,7 +1415,13 @@
         <w:spacing w:after="80"/>
       </w:pPr>
       <w:r>
-        <w:t>Build a fully India-specific multi-income tax engine for FY 2026-27 covering 13 income source types.</w:t>
+        <w:t>Build a fully India-specific multi-income tax engine for FY 2026-27 covering 1</w:t>
+      </w:r>
+      <w:r>
+        <w:t>6</w:t>
+      </w:r>
+      <w:r>
+        <w:t xml:space="preserve"> income source types.</w:t>
       </w:r>
     </w:p>
     <w:p>
@@ -1455,7 +1473,13 @@
         <w:spacing w:after="80"/>
       </w:pPr>
       <w:r>
-        <w:t>Create an exhaustive IT Act deductions reference covering 20+ sections with an AI advisor backed by Claude Sonnet.</w:t>
+        <w:t xml:space="preserve">Create an exhaustive IT Act deductions reference covering </w:t>
+      </w:r>
+      <w:r>
+        <w:t>35</w:t>
+      </w:r>
+      <w:r>
+        <w:t>+ sections with an AI advisor backed by Claude Sonnet.</w:t>
       </w:r>
     </w:p>
     <w:p>
@@ -1538,9 +1562,41 @@
     </w:p>
     <w:p>
       <w:pPr>
+        <w:pStyle w:val="ListParagraph"/>
+        <w:numPr>
+          <w:ilvl w:val="0"/>
+          <w:numId w:val="3"/>
+        </w:numPr>
+        <w:spacing w:after="80"/>
+      </w:pPr>
+      <w:r>
+        <w:t>Build a personalised ITR Filing Guide (FY 2026-27 / AY 2027-28) that auto-determines the correct ITR form (ITR-1/2/3/4) from the user's income profile, generates a dynamic document checklist, maps income sources to exact portal schedules, provides step-by-step incometax.gov.in portal walkthrough, calculates Sec 234F late filing penalties</w:t>
+      </w:r>
+      <w:r>
+        <w:t>.</w:t>
+      </w:r>
+    </w:p>
+    <w:p>
+      <w:pPr>
+        <w:spacing w:after="80"/>
+      </w:pPr>
+    </w:p>
+    <w:p>
+      <w:pPr>
+        <w:spacing w:after="80"/>
+      </w:pPr>
+    </w:p>
+    <w:p>
+      <w:pPr>
+        <w:spacing w:after="80"/>
+      </w:pPr>
+    </w:p>
+    <w:p>
+      <w:pPr>
         <w:pStyle w:val="Heading1"/>
       </w:pPr>
       <w:r>
+        <w:lastRenderedPageBreak/>
         <w:t>4. System Architecture</w:t>
       </w:r>
     </w:p>
@@ -1559,11 +1615,6 @@
       <w:r>
         <w:t>The system follows a three-tier architecture with clear separation between the client, backend, and external services:</w:t>
       </w:r>
-    </w:p>
-    <w:p>
-      <w:pPr>
-        <w:spacing w:after="160"/>
-      </w:pPr>
     </w:p>
     <w:tbl>
       <w:tblPr>
@@ -1879,11 +1930,6 @@
     </w:tbl>
     <w:p>
       <w:pPr>
-        <w:spacing w:after="160"/>
-      </w:pPr>
-    </w:p>
-    <w:p>
-      <w:pPr>
         <w:pStyle w:val="Heading2"/>
       </w:pPr>
       <w:r>
@@ -1986,7 +2032,12 @@
     </w:p>
     <w:p>
       <w:pPr>
-        <w:spacing w:before="160" w:after="160"/>
+        <w:pStyle w:val="ListParagraph"/>
+        <w:numPr>
+          <w:ilvl w:val="0"/>
+          <w:numId w:val="2"/>
+        </w:numPr>
+        <w:spacing w:after="80"/>
         <w:jc w:val="center"/>
       </w:pPr>
       <w:r>
@@ -1994,9 +2045,9 @@
           <w:noProof/>
         </w:rPr>
         <w:drawing>
-          <wp:inline distT="0" distB="0" distL="0" distR="0" wp14:anchorId="53C20479" wp14:editId="1A97D4EF">
-            <wp:extent cx="6121400" cy="2882900"/>
-            <wp:effectExtent l="0" t="0" r="0" b="0"/>
+          <wp:inline distT="0" distB="0" distL="0" distR="0" wp14:anchorId="53C20479" wp14:editId="54CD159D">
+            <wp:extent cx="5042030" cy="2213810"/>
+            <wp:effectExtent l="0" t="0" r="6350" b="0"/>
             <wp:docPr id="1" name="Picture 1"/>
             <wp:cNvGraphicFramePr>
               <a:graphicFrameLocks xmlns:a="http://schemas.openxmlformats.org/drawingml/2006/main" noChangeAspect="1"/>
@@ -2020,7 +2071,7 @@
                   <pic:spPr bwMode="auto">
                     <a:xfrm>
                       <a:off x="0" y="0"/>
-                      <a:ext cx="6121400" cy="2882900"/>
+                      <a:ext cx="5053494" cy="2218843"/>
                     </a:xfrm>
                     <a:prstGeom prst="rect">
                       <a:avLst/>
@@ -2121,17 +2172,41 @@
     <w:p>
       <w:pPr>
         <w:pStyle w:val="Heading1"/>
+        <w:rPr>
+          <w:rStyle w:val="Heading2Char"/>
+          <w:b/>
+          <w:bCs/>
+        </w:rPr>
       </w:pPr>
       <w:r>
         <w:t>5. Application Screenshots</w:t>
       </w:r>
-    </w:p>
-    <w:p>
-      <w:pPr>
-        <w:pStyle w:val="Heading2"/>
-      </w:pPr>
-      <w:r>
-        <w:t>5.1 Income Sources — Multi-Source Input</w:t>
+      <w:r>
+        <w:br/>
+      </w:r>
+      <w:r>
+        <w:rPr>
+          <w:rStyle w:val="Heading2Char"/>
+          <w:b/>
+          <w:bCs/>
+        </w:rPr>
+        <w:t>5.</w:t>
+      </w:r>
+      <w:r>
+        <w:rPr>
+          <w:rStyle w:val="Heading2Char"/>
+          <w:b/>
+          <w:bCs/>
+        </w:rPr>
+        <w:t>1</w:t>
+      </w:r>
+      <w:r>
+        <w:rPr>
+          <w:rStyle w:val="Heading2Char"/>
+          <w:b/>
+          <w:bCs/>
+        </w:rPr>
+        <w:t xml:space="preserve"> Portfolio Results — Pre/Post-Tax Corpus</w:t>
       </w:r>
     </w:p>
     <w:p>
@@ -2139,7 +2214,7 @@
         <w:spacing w:after="120"/>
       </w:pPr>
       <w:r>
-        <w:t>The income form accepts 13 income source types across four groups: Ordinary Income (slab rate), Capital Gains (special rates), Special Income (exempt or 30% flat), and Loans &amp; Deductions (old regime only).</w:t>
+        <w:t>Results show risk profile, total tax under best regime, and 10-year corpus under both regimes. Each asset displays pre-tax CAGR → post-tax CAGR (new) / post-tax CAGR (old) with the applicable tax rule. The projection chart shows three lines: pre-tax, new regime, old regime.</w:t>
       </w:r>
     </w:p>
     <w:p>
@@ -2152,91 +2227,9 @@
           <w:noProof/>
         </w:rPr>
         <w:drawing>
-          <wp:inline distT="0" distB="0" distL="0" distR="0" wp14:anchorId="09D563D9" wp14:editId="5A642916">
-            <wp:extent cx="2667000" cy="4476750"/>
-            <wp:effectExtent l="0" t="0" r="0" b="0"/>
-            <wp:docPr id="1288948942" name="Picture 1288948942"/>
-            <wp:cNvGraphicFramePr>
-              <a:graphicFrameLocks xmlns:a="http://schemas.openxmlformats.org/drawingml/2006/main" noChangeAspect="1"/>
-            </wp:cNvGraphicFramePr>
-            <a:graphic xmlns:a="http://schemas.openxmlformats.org/drawingml/2006/main">
-              <a:graphicData uri="http://schemas.openxmlformats.org/drawingml/2006/picture">
-                <pic:pic xmlns:pic="http://schemas.openxmlformats.org/drawingml/2006/picture">
-                  <pic:nvPicPr>
-                    <pic:cNvPr id="0" name=""/>
-                    <pic:cNvPicPr>
-                      <a:picLocks noChangeAspect="1" noChangeArrowheads="1"/>
-                    </pic:cNvPicPr>
-                  </pic:nvPicPr>
-                  <pic:blipFill>
-                    <a:blip r:embed="rId6"/>
-                    <a:srcRect/>
-                    <a:stretch>
-                      <a:fillRect/>
-                    </a:stretch>
-                  </pic:blipFill>
-                  <pic:spPr bwMode="auto">
-                    <a:xfrm>
-                      <a:off x="0" y="0"/>
-                      <a:ext cx="2667000" cy="4476750"/>
-                    </a:xfrm>
-                    <a:prstGeom prst="rect">
-                      <a:avLst/>
-                    </a:prstGeom>
-                  </pic:spPr>
-                </pic:pic>
-              </a:graphicData>
-            </a:graphic>
-          </wp:inline>
-        </w:drawing>
-      </w:r>
-    </w:p>
-    <w:p>
-      <w:pPr>
-        <w:spacing w:after="200"/>
-        <w:jc w:val="center"/>
-      </w:pPr>
-      <w:r>
-        <w:rPr>
-          <w:i/>
-          <w:iCs/>
-          <w:color w:val="666666"/>
-          <w:sz w:val="18"/>
-          <w:szCs w:val="18"/>
-        </w:rPr>
-        <w:t>Figure 2: Income Sources Form — HUF selector, 13 income types, live tax preview</w:t>
-      </w:r>
-    </w:p>
-    <w:p>
-      <w:pPr>
-        <w:pStyle w:val="Heading2"/>
-      </w:pPr>
-      <w:r>
-        <w:t>5.2 Portfolio Results — Pre/Post-Tax Corpus</w:t>
-      </w:r>
-    </w:p>
-    <w:p>
-      <w:pPr>
-        <w:spacing w:after="120"/>
-      </w:pPr>
-      <w:r>
-        <w:lastRenderedPageBreak/>
-        <w:t>Results show risk profile, total tax under best regime, and 10-year corpus under both regimes. Each asset displays pre-tax CAGR → post-tax CAGR (new) / post-tax CAGR (old) with the applicable tax rule. The projection chart shows three lines: pre-tax, new regime, old regime.</w:t>
-      </w:r>
-    </w:p>
-    <w:p>
-      <w:pPr>
-        <w:spacing w:before="160" w:after="160"/>
-        <w:jc w:val="center"/>
-      </w:pPr>
-      <w:r>
-        <w:rPr>
-          <w:noProof/>
-        </w:rPr>
-        <w:drawing>
-          <wp:inline distT="0" distB="0" distL="0" distR="0" wp14:anchorId="4F89261B" wp14:editId="5B87AFFA">
-            <wp:extent cx="2667000" cy="4667250"/>
-            <wp:effectExtent l="0" t="0" r="0" b="0"/>
+          <wp:inline distT="0" distB="0" distL="0" distR="0" wp14:anchorId="6D5C171E" wp14:editId="053A1D78">
+            <wp:extent cx="2666462" cy="2223436"/>
+            <wp:effectExtent l="0" t="0" r="635" b="5715"/>
             <wp:docPr id="41159" name="Picture 41159"/>
             <wp:cNvGraphicFramePr>
               <a:graphicFrameLocks xmlns:a="http://schemas.openxmlformats.org/drawingml/2006/main" noChangeAspect="1"/>
@@ -2250,9 +2243,9 @@
                       <a:picLocks noChangeAspect="1" noChangeArrowheads="1"/>
                     </pic:cNvPicPr>
                   </pic:nvPicPr>
-                  <pic:blipFill>
-                    <a:blip r:embed="rId7"/>
-                    <a:srcRect/>
+                  <pic:blipFill rotWithShape="1">
+                    <a:blip r:embed="rId6"/>
+                    <a:srcRect b="36069"/>
                     <a:stretch>
                       <a:fillRect/>
                     </a:stretch>
@@ -2260,7 +2253,100 @@
                   <pic:spPr bwMode="auto">
                     <a:xfrm>
                       <a:off x="0" y="0"/>
-                      <a:ext cx="2667000" cy="4667250"/>
+                      <a:ext cx="2670969" cy="2227195"/>
+                    </a:xfrm>
+                    <a:prstGeom prst="rect">
+                      <a:avLst/>
+                    </a:prstGeom>
+                    <a:ln>
+                      <a:noFill/>
+                    </a:ln>
+                    <a:extLst>
+                      <a:ext uri="{53640926-AAD7-44D8-BBD7-CCE9431645EC}">
+                        <a14:shadowObscured xmlns:a14="http://schemas.microsoft.com/office/drawing/2010/main"/>
+                      </a:ext>
+                    </a:extLst>
+                  </pic:spPr>
+                </pic:pic>
+              </a:graphicData>
+            </a:graphic>
+          </wp:inline>
+        </w:drawing>
+      </w:r>
+    </w:p>
+    <w:p>
+      <w:pPr>
+        <w:spacing w:after="200"/>
+        <w:jc w:val="center"/>
+      </w:pPr>
+      <w:r>
+        <w:rPr>
+          <w:i/>
+          <w:iCs/>
+          <w:color w:val="666666"/>
+          <w:sz w:val="18"/>
+          <w:szCs w:val="18"/>
+        </w:rPr>
+        <w:t>Figure 3: Portfolio Results — Aggressive profile, 10-year corpus with tax drag</w:t>
+      </w:r>
+    </w:p>
+    <w:p>
+      <w:pPr>
+        <w:pStyle w:val="Heading2"/>
+      </w:pPr>
+      <w:r>
+        <w:t>5.</w:t>
+      </w:r>
+      <w:r>
+        <w:t>2</w:t>
+      </w:r>
+      <w:r>
+        <w:t xml:space="preserve"> Income Sources — Multi-Source Input</w:t>
+      </w:r>
+    </w:p>
+    <w:p>
+      <w:pPr>
+        <w:spacing w:after="120"/>
+      </w:pPr>
+      <w:r>
+        <w:t>The income form accepts 16 income source types across four groups: Ordinary Income (slab rate), Capital Gains (special rates), Special Income (exempt or 30% flat), and Loans &amp; Deductions (old regime only).</w:t>
+      </w:r>
+    </w:p>
+    <w:p>
+      <w:pPr>
+        <w:spacing w:before="160" w:after="160"/>
+        <w:jc w:val="center"/>
+      </w:pPr>
+      <w:r>
+        <w:rPr>
+          <w:noProof/>
+        </w:rPr>
+        <w:lastRenderedPageBreak/>
+        <w:drawing>
+          <wp:inline distT="0" distB="0" distL="0" distR="0" wp14:anchorId="2E1F4132" wp14:editId="479FF2D7">
+            <wp:extent cx="5483606" cy="4167739"/>
+            <wp:effectExtent l="0" t="0" r="3175" b="4445"/>
+            <wp:docPr id="1974120101" name="Picture 1"/>
+            <wp:cNvGraphicFramePr>
+              <a:graphicFrameLocks xmlns:a="http://schemas.openxmlformats.org/drawingml/2006/main" noChangeAspect="1"/>
+            </wp:cNvGraphicFramePr>
+            <a:graphic xmlns:a="http://schemas.openxmlformats.org/drawingml/2006/main">
+              <a:graphicData uri="http://schemas.openxmlformats.org/drawingml/2006/picture">
+                <pic:pic xmlns:pic="http://schemas.openxmlformats.org/drawingml/2006/picture">
+                  <pic:nvPicPr>
+                    <pic:cNvPr id="1974120101" name=""/>
+                    <pic:cNvPicPr/>
+                  </pic:nvPicPr>
+                  <pic:blipFill>
+                    <a:blip r:embed="rId7"/>
+                    <a:stretch>
+                      <a:fillRect/>
+                    </a:stretch>
+                  </pic:blipFill>
+                  <pic:spPr>
+                    <a:xfrm>
+                      <a:off x="0" y="0"/>
+                      <a:ext cx="5549681" cy="4217958"/>
                     </a:xfrm>
                     <a:prstGeom prst="rect">
                       <a:avLst/>
@@ -2286,7 +2372,7 @@
           <w:sz w:val="18"/>
           <w:szCs w:val="18"/>
         </w:rPr>
-        <w:t>Figure 3: Portfolio Results — Aggressive profile, 10-year corpus with tax drag</w:t>
+        <w:t>Figure 2: Income Sources Form — HUF selector, 13 income types, live tax preview</w:t>
       </w:r>
     </w:p>
     <w:p>
@@ -2314,11 +2400,10 @@
         <w:rPr>
           <w:noProof/>
         </w:rPr>
-        <w:lastRenderedPageBreak/>
         <w:drawing>
-          <wp:inline distT="0" distB="0" distL="0" distR="0" wp14:anchorId="7F76DF4F" wp14:editId="0E61E392">
-            <wp:extent cx="2667000" cy="4572000"/>
-            <wp:effectExtent l="0" t="0" r="0" b="0"/>
+          <wp:inline distT="0" distB="0" distL="0" distR="0" wp14:anchorId="7F76DF4F" wp14:editId="3C5D9C75">
+            <wp:extent cx="4395267" cy="2560320"/>
+            <wp:effectExtent l="0" t="0" r="5715" b="0"/>
             <wp:docPr id="331802922" name="Picture 331802922"/>
             <wp:cNvGraphicFramePr>
               <a:graphicFrameLocks xmlns:a="http://schemas.openxmlformats.org/drawingml/2006/main" noChangeAspect="1"/>
@@ -2332,9 +2417,9 @@
                       <a:picLocks noChangeAspect="1" noChangeArrowheads="1"/>
                     </pic:cNvPicPr>
                   </pic:nvPicPr>
-                  <pic:blipFill>
+                  <pic:blipFill rotWithShape="1">
                     <a:blip r:embed="rId8"/>
-                    <a:srcRect/>
+                    <a:srcRect t="17541" b="40923"/>
                     <a:stretch>
                       <a:fillRect/>
                     </a:stretch>
@@ -2342,7 +2427,93 @@
                   <pic:spPr bwMode="auto">
                     <a:xfrm>
                       <a:off x="0" y="0"/>
-                      <a:ext cx="2667000" cy="4572000"/>
+                      <a:ext cx="4459350" cy="2597650"/>
+                    </a:xfrm>
+                    <a:prstGeom prst="rect">
+                      <a:avLst/>
+                    </a:prstGeom>
+                    <a:ln>
+                      <a:noFill/>
+                    </a:ln>
+                    <a:extLst>
+                      <a:ext uri="{53640926-AAD7-44D8-BBD7-CCE9431645EC}">
+                        <a14:shadowObscured xmlns:a14="http://schemas.microsoft.com/office/drawing/2010/main"/>
+                      </a:ext>
+                    </a:extLst>
+                  </pic:spPr>
+                </pic:pic>
+              </a:graphicData>
+            </a:graphic>
+          </wp:inline>
+        </w:drawing>
+      </w:r>
+    </w:p>
+    <w:p>
+      <w:pPr>
+        <w:spacing w:after="200"/>
+        <w:jc w:val="center"/>
+      </w:pPr>
+      <w:r>
+        <w:rPr>
+          <w:i/>
+          <w:iCs/>
+          <w:color w:val="666666"/>
+          <w:sz w:val="18"/>
+          <w:szCs w:val="18"/>
+        </w:rPr>
+        <w:t>Figure 4: Expense Tracker — Dashboard with KPIs, pie chart, filter, and AI coach</w:t>
+      </w:r>
+    </w:p>
+    <w:p>
+      <w:pPr>
+        <w:pStyle w:val="Heading2"/>
+      </w:pPr>
+      <w:r>
+        <w:lastRenderedPageBreak/>
+        <w:t>5.</w:t>
+      </w:r>
+      <w:r>
+        <w:t>4</w:t>
+      </w:r>
+      <w:r>
+        <w:t xml:space="preserve"> ITR Filing Guide</w:t>
+      </w:r>
+    </w:p>
+    <w:p>
+      <w:r>
+        <w:t>The ITR Filing Guide provides personalised guidance for FY 2026-27 (AY 2027-28). It auto-determines the correct ITR form (ITR-1 for simple salary, ITR-2 for capital gains/crypto, ITR-3 for business/F&amp;O, ITR-4 for presumptive income). Six tabs: ITR Form, Schedules, Documents, Filing Steps, Deadlines, and AI Assistant.</w:t>
+      </w:r>
+    </w:p>
+    <w:p>
+      <w:pPr>
+        <w:jc w:val="center"/>
+      </w:pPr>
+      <w:r>
+        <w:drawing>
+          <wp:inline distT="0" distB="0" distL="0" distR="0" wp14:anchorId="5BBC552E" wp14:editId="631CB14E">
+            <wp:extent cx="3743847" cy="6658904"/>
+            <wp:effectExtent l="0" t="0" r="9525" b="8890"/>
+            <wp:docPr id="1165121813" name="Picture 1"/>
+            <wp:cNvGraphicFramePr>
+              <a:graphicFrameLocks xmlns:a="http://schemas.openxmlformats.org/drawingml/2006/main" noChangeAspect="1"/>
+            </wp:cNvGraphicFramePr>
+            <a:graphic xmlns:a="http://schemas.openxmlformats.org/drawingml/2006/main">
+              <a:graphicData uri="http://schemas.openxmlformats.org/drawingml/2006/picture">
+                <pic:pic xmlns:pic="http://schemas.openxmlformats.org/drawingml/2006/picture">
+                  <pic:nvPicPr>
+                    <pic:cNvPr id="1165121813" name=""/>
+                    <pic:cNvPicPr/>
+                  </pic:nvPicPr>
+                  <pic:blipFill>
+                    <a:blip r:embed="rId9"/>
+                    <a:stretch>
+                      <a:fillRect/>
+                    </a:stretch>
+                  </pic:blipFill>
+                  <pic:spPr>
+                    <a:xfrm>
+                      <a:off x="0" y="0"/>
+                      <a:ext cx="3743847" cy="6658904"/>
                     </a:xfrm>
                     <a:prstGeom prst="rect">
                       <a:avLst/>
@@ -2356,49 +2527,42 @@
       </w:r>
     </w:p>
     <w:p>
-      <w:pPr>
-        <w:spacing w:after="200"/>
-        <w:jc w:val="center"/>
-      </w:pPr>
       <w:r>
         <w:rPr>
           <w:i/>
           <w:iCs/>
-          <w:color w:val="666666"/>
-          <w:sz w:val="18"/>
-          <w:szCs w:val="18"/>
         </w:rPr>
-        <w:t>Figure 4: Expense Tracker — Dashboard with KPIs, pie chart, filter, and AI coach</w:t>
-      </w:r>
-    </w:p>
+        <w:t>Figure 5: ITR Filing Guide — Form determination, document checklist, and 8-step portal walkthrough</w:t>
+      </w:r>
+    </w:p>
+    <w:p/>
     <w:p>
       <w:pPr>
         <w:pStyle w:val="Heading2"/>
       </w:pPr>
       <w:r>
-        <w:t>5.4 Import CSV / PDF Statement</w:t>
-      </w:r>
-    </w:p>
-    <w:p>
-      <w:pPr>
-        <w:spacing w:after="120"/>
-      </w:pPr>
+        <w:lastRenderedPageBreak/>
+        <w:t>5.</w:t>
+      </w:r>
+      <w:r>
+        <w:t>5</w:t>
+      </w:r>
+      <w:r>
+        <w:t xml:space="preserve"> Import CSV / PDF Statement</w:t>
+      </w:r>
+    </w:p>
+    <w:p>
       <w:r>
         <w:t>The Import tab supports CSV/Excel export from SBI (merged-cell format), HDFC, ICICI, and generic CSVs, plus direct PDF parsing for 8 major Indian banks. Transactions are auto-categorised from merchant names.</w:t>
       </w:r>
     </w:p>
     <w:p>
       <w:pPr>
-        <w:spacing w:before="160" w:after="160"/>
         <w:jc w:val="center"/>
       </w:pPr>
       <w:r>
-        <w:rPr>
-          <w:noProof/>
-        </w:rPr>
-        <w:lastRenderedPageBreak/>
         <w:drawing>
-          <wp:inline distT="0" distB="0" distL="0" distR="0" wp14:anchorId="5C6413E8" wp14:editId="065C8A25">
+          <wp:inline distT="0" distB="0" distL="0" distR="0" wp14:anchorId="2954C5F6" wp14:editId="343B3028">
             <wp:extent cx="3619500" cy="2857500"/>
             <wp:effectExtent l="0" t="0" r="0" b="0"/>
             <wp:docPr id="1393877955" name="Picture 1393877955"/>
@@ -2415,7 +2579,7 @@
                     </pic:cNvPicPr>
                   </pic:nvPicPr>
                   <pic:blipFill>
-                    <a:blip r:embed="rId9"/>
+                    <a:blip r:embed="rId10"/>
                     <a:srcRect/>
                     <a:stretch>
                       <a:fillRect/>
@@ -2439,20 +2603,20 @@
     </w:p>
     <w:p>
       <w:pPr>
-        <w:spacing w:after="200"/>
-        <w:jc w:val="center"/>
-      </w:pPr>
-      <w:r>
         <w:rPr>
           <w:i/>
           <w:iCs/>
-          <w:color w:val="666666"/>
-          <w:sz w:val="18"/>
-          <w:szCs w:val="18"/>
+        </w:rPr>
+      </w:pPr>
+      <w:r>
+        <w:rPr>
+          <w:i/>
+          <w:iCs/>
         </w:rPr>
         <w:t>Figure 5: Import — PDF Statement mode showing 68 transactions imported from SBI PDF</w:t>
       </w:r>
     </w:p>
+    <w:p/>
     <w:p>
       <w:pPr>
         <w:pStyle w:val="Heading1"/>
@@ -2477,7 +2641,7 @@
         <w:t>The tax engine handles 1</w:t>
       </w:r>
       <w:r>
-        <w:t>4</w:t>
+        <w:t>6</w:t>
       </w:r>
       <w:r>
         <w:t xml:space="preserve"> distinct income source types, computes tax under both regimes separately, and returns per-regime marginal slab rates for accurate post-tax corpus projections.</w:t>
@@ -2781,21 +2945,29 @@
               <w:bottom w:val="single" w:sz="1" w:space="0" w:color="BBBBBB"/>
               <w:right w:val="single" w:sz="1" w:space="0" w:color="BBBBBB"/>
             </w:tcBorders>
-            <w:tcMar>
-              <w:top w:w="80" w:type="dxa"/>
-              <w:left w:w="120" w:type="dxa"/>
-              <w:bottom w:w="80" w:type="dxa"/>
-              <w:right w:w="120" w:type="dxa"/>
-            </w:tcMar>
-          </w:tcPr>
-          <w:p>
-            <w:r>
-              <w:rPr>
-                <w:color w:val="000000"/>
-                <w:sz w:val="20"/>
-                <w:szCs w:val="20"/>
-              </w:rPr>
-              <w:t>Freelance / Consulting</w:t>
+            <w:shd w:val="clear" w:color="auto" w:fill="F7F7F7"/>
+            <w:tcMar>
+              <w:top w:w="80" w:type="dxa"/>
+              <w:left w:w="120" w:type="dxa"/>
+              <w:bottom w:w="80" w:type="dxa"/>
+              <w:right w:w="120" w:type="dxa"/>
+            </w:tcMar>
+          </w:tcPr>
+          <w:p>
+            <w:pPr>
+              <w:rPr>
+                <w:color w:val="000000"/>
+                <w:sz w:val="20"/>
+                <w:szCs w:val="20"/>
+              </w:rPr>
+            </w:pPr>
+            <w:r>
+              <w:rPr>
+                <w:color w:val="000000"/>
+                <w:sz w:val="20"/>
+                <w:szCs w:val="20"/>
+              </w:rPr>
+              <w:t xml:space="preserve">F&amp;O / Futures &amp; Options </w:t>
             </w:r>
           </w:p>
         </w:tc>
@@ -2808,21 +2980,45 @@
               <w:bottom w:val="single" w:sz="1" w:space="0" w:color="BBBBBB"/>
               <w:right w:val="single" w:sz="1" w:space="0" w:color="BBBBBB"/>
             </w:tcBorders>
-            <w:tcMar>
-              <w:top w:w="80" w:type="dxa"/>
-              <w:left w:w="120" w:type="dxa"/>
-              <w:bottom w:w="80" w:type="dxa"/>
-              <w:right w:w="120" w:type="dxa"/>
-            </w:tcMar>
-          </w:tcPr>
-          <w:p>
-            <w:r>
-              <w:rPr>
-                <w:color w:val="000000"/>
-                <w:sz w:val="20"/>
-                <w:szCs w:val="20"/>
-              </w:rPr>
-              <w:t>Slab rate</w:t>
+            <w:shd w:val="clear" w:color="auto" w:fill="F7F7F7"/>
+            <w:tcMar>
+              <w:top w:w="80" w:type="dxa"/>
+              <w:left w:w="120" w:type="dxa"/>
+              <w:bottom w:w="80" w:type="dxa"/>
+              <w:right w:w="120" w:type="dxa"/>
+            </w:tcMar>
+          </w:tcPr>
+          <w:p>
+            <w:pPr>
+              <w:rPr>
+                <w:color w:val="000000"/>
+                <w:sz w:val="20"/>
+                <w:szCs w:val="20"/>
+              </w:rPr>
+            </w:pPr>
+            <w:r>
+              <w:rPr>
+                <w:color w:val="000000"/>
+                <w:sz w:val="20"/>
+                <w:szCs w:val="20"/>
+              </w:rPr>
+              <w:t>Slab</w:t>
+            </w:r>
+            <w:r>
+              <w:rPr>
+                <w:color w:val="000000"/>
+                <w:sz w:val="20"/>
+                <w:szCs w:val="20"/>
+              </w:rPr>
+              <w:t xml:space="preserve"> </w:t>
+            </w:r>
+            <w:r>
+              <w:rPr>
+                <w:color w:val="000000"/>
+                <w:sz w:val="20"/>
+                <w:szCs w:val="20"/>
+              </w:rPr>
+              <w:t>rate</w:t>
             </w:r>
           </w:p>
         </w:tc>
@@ -2835,21 +3031,29 @@
               <w:bottom w:val="single" w:sz="1" w:space="0" w:color="BBBBBB"/>
               <w:right w:val="single" w:sz="1" w:space="0" w:color="BBBBBB"/>
             </w:tcBorders>
-            <w:tcMar>
-              <w:top w:w="80" w:type="dxa"/>
-              <w:left w:w="120" w:type="dxa"/>
-              <w:bottom w:w="80" w:type="dxa"/>
-              <w:right w:w="120" w:type="dxa"/>
-            </w:tcMar>
-          </w:tcPr>
-          <w:p>
-            <w:r>
-              <w:rPr>
-                <w:color w:val="000000"/>
-                <w:sz w:val="20"/>
-                <w:szCs w:val="20"/>
-              </w:rPr>
-              <w:t>Net receipts after deductible expenses</w:t>
+            <w:shd w:val="clear" w:color="auto" w:fill="F7F7F7"/>
+            <w:tcMar>
+              <w:top w:w="80" w:type="dxa"/>
+              <w:left w:w="120" w:type="dxa"/>
+              <w:bottom w:w="80" w:type="dxa"/>
+              <w:right w:w="120" w:type="dxa"/>
+            </w:tcMar>
+          </w:tcPr>
+          <w:p>
+            <w:pPr>
+              <w:rPr>
+                <w:color w:val="000000"/>
+                <w:sz w:val="20"/>
+                <w:szCs w:val="20"/>
+              </w:rPr>
+            </w:pPr>
+            <w:r>
+              <w:rPr>
+                <w:color w:val="000000"/>
+                <w:sz w:val="20"/>
+                <w:szCs w:val="20"/>
+              </w:rPr>
+              <w:t>Treated as business income under ITR-3. Enter net P&amp;L. Gross turnover tracked for Sec 44AB audit threshold (₹1Cr / ₹10Cr digital).</w:t>
             </w:r>
           </w:p>
         </w:tc>
@@ -2864,22 +3068,21 @@
               <w:bottom w:val="single" w:sz="1" w:space="0" w:color="BBBBBB"/>
               <w:right w:val="single" w:sz="1" w:space="0" w:color="BBBBBB"/>
             </w:tcBorders>
-            <w:shd w:val="clear" w:color="auto" w:fill="F7F7F7"/>
-            <w:tcMar>
-              <w:top w:w="80" w:type="dxa"/>
-              <w:left w:w="120" w:type="dxa"/>
-              <w:bottom w:w="80" w:type="dxa"/>
-              <w:right w:w="120" w:type="dxa"/>
-            </w:tcMar>
-          </w:tcPr>
-          <w:p>
-            <w:r>
-              <w:rPr>
-                <w:color w:val="000000"/>
-                <w:sz w:val="20"/>
-                <w:szCs w:val="20"/>
-              </w:rPr>
-              <w:t>Rental Income</w:t>
+            <w:tcMar>
+              <w:top w:w="80" w:type="dxa"/>
+              <w:left w:w="120" w:type="dxa"/>
+              <w:bottom w:w="80" w:type="dxa"/>
+              <w:right w:w="120" w:type="dxa"/>
+            </w:tcMar>
+          </w:tcPr>
+          <w:p>
+            <w:r>
+              <w:rPr>
+                <w:color w:val="000000"/>
+                <w:sz w:val="20"/>
+                <w:szCs w:val="20"/>
+              </w:rPr>
+              <w:t>Freelance / Consulting</w:t>
             </w:r>
           </w:p>
         </w:tc>
@@ -2892,7 +3095,6 @@
               <w:bottom w:val="single" w:sz="1" w:space="0" w:color="BBBBBB"/>
               <w:right w:val="single" w:sz="1" w:space="0" w:color="BBBBBB"/>
             </w:tcBorders>
-            <w:shd w:val="clear" w:color="auto" w:fill="F7F7F7"/>
             <w:tcMar>
               <w:top w:w="80" w:type="dxa"/>
               <w:left w:w="120" w:type="dxa"/>
@@ -2920,22 +3122,21 @@
               <w:bottom w:val="single" w:sz="1" w:space="0" w:color="BBBBBB"/>
               <w:right w:val="single" w:sz="1" w:space="0" w:color="BBBBBB"/>
             </w:tcBorders>
-            <w:shd w:val="clear" w:color="auto" w:fill="F7F7F7"/>
-            <w:tcMar>
-              <w:top w:w="80" w:type="dxa"/>
-              <w:left w:w="120" w:type="dxa"/>
-              <w:bottom w:w="80" w:type="dxa"/>
-              <w:right w:w="120" w:type="dxa"/>
-            </w:tcMar>
-          </w:tcPr>
-          <w:p>
-            <w:r>
-              <w:rPr>
-                <w:color w:val="000000"/>
-                <w:sz w:val="20"/>
-                <w:szCs w:val="20"/>
-              </w:rPr>
-              <w:t>30% std deduction under Sec 24 auto-applied</w:t>
+            <w:tcMar>
+              <w:top w:w="80" w:type="dxa"/>
+              <w:left w:w="120" w:type="dxa"/>
+              <w:bottom w:w="80" w:type="dxa"/>
+              <w:right w:w="120" w:type="dxa"/>
+            </w:tcMar>
+          </w:tcPr>
+          <w:p>
+            <w:r>
+              <w:rPr>
+                <w:color w:val="000000"/>
+                <w:sz w:val="20"/>
+                <w:szCs w:val="20"/>
+              </w:rPr>
+              <w:t>Net receipts after deductible expenses</w:t>
             </w:r>
           </w:p>
         </w:tc>
@@ -2950,21 +3151,22 @@
               <w:bottom w:val="single" w:sz="1" w:space="0" w:color="BBBBBB"/>
               <w:right w:val="single" w:sz="1" w:space="0" w:color="BBBBBB"/>
             </w:tcBorders>
-            <w:tcMar>
-              <w:top w:w="80" w:type="dxa"/>
-              <w:left w:w="120" w:type="dxa"/>
-              <w:bottom w:w="80" w:type="dxa"/>
-              <w:right w:w="120" w:type="dxa"/>
-            </w:tcMar>
-          </w:tcPr>
-          <w:p>
-            <w:r>
-              <w:rPr>
-                <w:color w:val="000000"/>
-                <w:sz w:val="20"/>
-                <w:szCs w:val="20"/>
-              </w:rPr>
-              <w:t>FD / RD / Post Office Interest</w:t>
+            <w:shd w:val="clear" w:color="auto" w:fill="F7F7F7"/>
+            <w:tcMar>
+              <w:top w:w="80" w:type="dxa"/>
+              <w:left w:w="120" w:type="dxa"/>
+              <w:bottom w:w="80" w:type="dxa"/>
+              <w:right w:w="120" w:type="dxa"/>
+            </w:tcMar>
+          </w:tcPr>
+          <w:p>
+            <w:r>
+              <w:rPr>
+                <w:color w:val="000000"/>
+                <w:sz w:val="20"/>
+                <w:szCs w:val="20"/>
+              </w:rPr>
+              <w:t>Rental Income</w:t>
             </w:r>
           </w:p>
         </w:tc>
@@ -2977,6 +3179,7 @@
               <w:bottom w:val="single" w:sz="1" w:space="0" w:color="BBBBBB"/>
               <w:right w:val="single" w:sz="1" w:space="0" w:color="BBBBBB"/>
             </w:tcBorders>
+            <w:shd w:val="clear" w:color="auto" w:fill="F7F7F7"/>
             <w:tcMar>
               <w:top w:w="80" w:type="dxa"/>
               <w:left w:w="120" w:type="dxa"/>
@@ -3004,21 +3207,22 @@
               <w:bottom w:val="single" w:sz="1" w:space="0" w:color="BBBBBB"/>
               <w:right w:val="single" w:sz="1" w:space="0" w:color="BBBBBB"/>
             </w:tcBorders>
-            <w:tcMar>
-              <w:top w:w="80" w:type="dxa"/>
-              <w:left w:w="120" w:type="dxa"/>
-              <w:bottom w:w="80" w:type="dxa"/>
-              <w:right w:w="120" w:type="dxa"/>
-            </w:tcMar>
-          </w:tcPr>
-          <w:p>
-            <w:r>
-              <w:rPr>
-                <w:color w:val="000000"/>
-                <w:sz w:val="20"/>
-                <w:szCs w:val="20"/>
-              </w:rPr>
-              <w:t>TDS @10% above ₹40K/yr (₹50K seniors)</w:t>
+            <w:shd w:val="clear" w:color="auto" w:fill="F7F7F7"/>
+            <w:tcMar>
+              <w:top w:w="80" w:type="dxa"/>
+              <w:left w:w="120" w:type="dxa"/>
+              <w:bottom w:w="80" w:type="dxa"/>
+              <w:right w:w="120" w:type="dxa"/>
+            </w:tcMar>
+          </w:tcPr>
+          <w:p>
+            <w:r>
+              <w:rPr>
+                <w:color w:val="000000"/>
+                <w:sz w:val="20"/>
+                <w:szCs w:val="20"/>
+              </w:rPr>
+              <w:t>30% std deduction under Sec 24 auto-applied</w:t>
             </w:r>
           </w:p>
         </w:tc>
@@ -3033,22 +3237,21 @@
               <w:bottom w:val="single" w:sz="1" w:space="0" w:color="BBBBBB"/>
               <w:right w:val="single" w:sz="1" w:space="0" w:color="BBBBBB"/>
             </w:tcBorders>
-            <w:shd w:val="clear" w:color="auto" w:fill="F7F7F7"/>
-            <w:tcMar>
-              <w:top w:w="80" w:type="dxa"/>
-              <w:left w:w="120" w:type="dxa"/>
-              <w:bottom w:w="80" w:type="dxa"/>
-              <w:right w:w="120" w:type="dxa"/>
-            </w:tcMar>
-          </w:tcPr>
-          <w:p>
-            <w:r>
-              <w:rPr>
-                <w:color w:val="000000"/>
-                <w:sz w:val="20"/>
-                <w:szCs w:val="20"/>
-              </w:rPr>
-              <w:t>Savings Account Interest</w:t>
+            <w:tcMar>
+              <w:top w:w="80" w:type="dxa"/>
+              <w:left w:w="120" w:type="dxa"/>
+              <w:bottom w:w="80" w:type="dxa"/>
+              <w:right w:w="120" w:type="dxa"/>
+            </w:tcMar>
+          </w:tcPr>
+          <w:p>
+            <w:r>
+              <w:rPr>
+                <w:color w:val="000000"/>
+                <w:sz w:val="20"/>
+                <w:szCs w:val="20"/>
+              </w:rPr>
+              <w:t>FD / RD / Post Office Interest</w:t>
             </w:r>
           </w:p>
         </w:tc>
@@ -3061,7 +3264,6 @@
               <w:bottom w:val="single" w:sz="1" w:space="0" w:color="BBBBBB"/>
               <w:right w:val="single" w:sz="1" w:space="0" w:color="BBBBBB"/>
             </w:tcBorders>
-            <w:shd w:val="clear" w:color="auto" w:fill="F7F7F7"/>
             <w:tcMar>
               <w:top w:w="80" w:type="dxa"/>
               <w:left w:w="120" w:type="dxa"/>
@@ -3089,22 +3291,21 @@
               <w:bottom w:val="single" w:sz="1" w:space="0" w:color="BBBBBB"/>
               <w:right w:val="single" w:sz="1" w:space="0" w:color="BBBBBB"/>
             </w:tcBorders>
-            <w:shd w:val="clear" w:color="auto" w:fill="F7F7F7"/>
-            <w:tcMar>
-              <w:top w:w="80" w:type="dxa"/>
-              <w:left w:w="120" w:type="dxa"/>
-              <w:bottom w:w="80" w:type="dxa"/>
-              <w:right w:w="120" w:type="dxa"/>
-            </w:tcMar>
-          </w:tcPr>
-          <w:p>
-            <w:r>
-              <w:rPr>
-                <w:color w:val="000000"/>
-                <w:sz w:val="20"/>
-                <w:szCs w:val="20"/>
-              </w:rPr>
-              <w:t>80TTA ₹10K exempt (&lt;60); 80TTB ₹50K exempt (60+)</w:t>
+            <w:tcMar>
+              <w:top w:w="80" w:type="dxa"/>
+              <w:left w:w="120" w:type="dxa"/>
+              <w:bottom w:w="80" w:type="dxa"/>
+              <w:right w:w="120" w:type="dxa"/>
+            </w:tcMar>
+          </w:tcPr>
+          <w:p>
+            <w:r>
+              <w:rPr>
+                <w:color w:val="000000"/>
+                <w:sz w:val="20"/>
+                <w:szCs w:val="20"/>
+              </w:rPr>
+              <w:t>TDS @10% above ₹40K/yr (₹50K seniors)</w:t>
             </w:r>
           </w:p>
         </w:tc>
@@ -3119,21 +3320,22 @@
               <w:bottom w:val="single" w:sz="1" w:space="0" w:color="BBBBBB"/>
               <w:right w:val="single" w:sz="1" w:space="0" w:color="BBBBBB"/>
             </w:tcBorders>
-            <w:tcMar>
-              <w:top w:w="80" w:type="dxa"/>
-              <w:left w:w="120" w:type="dxa"/>
-              <w:bottom w:w="80" w:type="dxa"/>
-              <w:right w:w="120" w:type="dxa"/>
-            </w:tcMar>
-          </w:tcPr>
-          <w:p>
-            <w:r>
-              <w:rPr>
-                <w:color w:val="000000"/>
-                <w:sz w:val="20"/>
-                <w:szCs w:val="20"/>
-              </w:rPr>
-              <w:t>Dividend Income</w:t>
+            <w:shd w:val="clear" w:color="auto" w:fill="F7F7F7"/>
+            <w:tcMar>
+              <w:top w:w="80" w:type="dxa"/>
+              <w:left w:w="120" w:type="dxa"/>
+              <w:bottom w:w="80" w:type="dxa"/>
+              <w:right w:w="120" w:type="dxa"/>
+            </w:tcMar>
+          </w:tcPr>
+          <w:p>
+            <w:r>
+              <w:rPr>
+                <w:color w:val="000000"/>
+                <w:sz w:val="20"/>
+                <w:szCs w:val="20"/>
+              </w:rPr>
+              <w:t>Savings Account Interest</w:t>
             </w:r>
           </w:p>
         </w:tc>
@@ -3146,6 +3348,7 @@
               <w:bottom w:val="single" w:sz="1" w:space="0" w:color="BBBBBB"/>
               <w:right w:val="single" w:sz="1" w:space="0" w:color="BBBBBB"/>
             </w:tcBorders>
+            <w:shd w:val="clear" w:color="auto" w:fill="F7F7F7"/>
             <w:tcMar>
               <w:top w:w="80" w:type="dxa"/>
               <w:left w:w="120" w:type="dxa"/>
@@ -3173,21 +3376,22 @@
               <w:bottom w:val="single" w:sz="1" w:space="0" w:color="BBBBBB"/>
               <w:right w:val="single" w:sz="1" w:space="0" w:color="BBBBBB"/>
             </w:tcBorders>
-            <w:tcMar>
-              <w:top w:w="80" w:type="dxa"/>
-              <w:left w:w="120" w:type="dxa"/>
-              <w:bottom w:w="80" w:type="dxa"/>
-              <w:right w:w="120" w:type="dxa"/>
-            </w:tcMar>
-          </w:tcPr>
-          <w:p>
-            <w:r>
-              <w:rPr>
-                <w:color w:val="000000"/>
-                <w:sz w:val="20"/>
-                <w:szCs w:val="20"/>
-              </w:rPr>
-              <w:t>TDS @10% if &gt;₹5K per company</w:t>
+            <w:shd w:val="clear" w:color="auto" w:fill="F7F7F7"/>
+            <w:tcMar>
+              <w:top w:w="80" w:type="dxa"/>
+              <w:left w:w="120" w:type="dxa"/>
+              <w:bottom w:w="80" w:type="dxa"/>
+              <w:right w:w="120" w:type="dxa"/>
+            </w:tcMar>
+          </w:tcPr>
+          <w:p>
+            <w:r>
+              <w:rPr>
+                <w:color w:val="000000"/>
+                <w:sz w:val="20"/>
+                <w:szCs w:val="20"/>
+              </w:rPr>
+              <w:t>80TTA ₹10K exempt (&lt;60); 80TTB ₹50K exempt (60+)</w:t>
             </w:r>
           </w:p>
         </w:tc>
@@ -3202,22 +3406,22 @@
               <w:bottom w:val="single" w:sz="1" w:space="0" w:color="BBBBBB"/>
               <w:right w:val="single" w:sz="1" w:space="0" w:color="BBBBBB"/>
             </w:tcBorders>
-            <w:shd w:val="clear" w:color="auto" w:fill="F7F7F7"/>
-            <w:tcMar>
-              <w:top w:w="80" w:type="dxa"/>
-              <w:left w:w="120" w:type="dxa"/>
-              <w:bottom w:w="80" w:type="dxa"/>
-              <w:right w:w="120" w:type="dxa"/>
-            </w:tcMar>
-          </w:tcPr>
-          <w:p>
-            <w:r>
-              <w:rPr>
-                <w:color w:val="000000"/>
-                <w:sz w:val="20"/>
-                <w:szCs w:val="20"/>
-              </w:rPr>
-              <w:t>LTCG - Equity / MF</w:t>
+            <w:tcMar>
+              <w:top w:w="80" w:type="dxa"/>
+              <w:left w:w="120" w:type="dxa"/>
+              <w:bottom w:w="80" w:type="dxa"/>
+              <w:right w:w="120" w:type="dxa"/>
+            </w:tcMar>
+          </w:tcPr>
+          <w:p>
+            <w:r>
+              <w:rPr>
+                <w:color w:val="000000"/>
+                <w:sz w:val="20"/>
+                <w:szCs w:val="20"/>
+              </w:rPr>
+              <w:lastRenderedPageBreak/>
+              <w:t>Dividend Income</w:t>
             </w:r>
           </w:p>
         </w:tc>
@@ -3230,22 +3434,21 @@
               <w:bottom w:val="single" w:sz="1" w:space="0" w:color="BBBBBB"/>
               <w:right w:val="single" w:sz="1" w:space="0" w:color="BBBBBB"/>
             </w:tcBorders>
-            <w:shd w:val="clear" w:color="auto" w:fill="F7F7F7"/>
-            <w:tcMar>
-              <w:top w:w="80" w:type="dxa"/>
-              <w:left w:w="120" w:type="dxa"/>
-              <w:bottom w:w="80" w:type="dxa"/>
-              <w:right w:w="120" w:type="dxa"/>
-            </w:tcMar>
-          </w:tcPr>
-          <w:p>
-            <w:r>
-              <w:rPr>
-                <w:color w:val="000000"/>
-                <w:sz w:val="20"/>
-                <w:szCs w:val="20"/>
-              </w:rPr>
-              <w:t>10% above ₹1.25L</w:t>
+            <w:tcMar>
+              <w:top w:w="80" w:type="dxa"/>
+              <w:left w:w="120" w:type="dxa"/>
+              <w:bottom w:w="80" w:type="dxa"/>
+              <w:right w:w="120" w:type="dxa"/>
+            </w:tcMar>
+          </w:tcPr>
+          <w:p>
+            <w:r>
+              <w:rPr>
+                <w:color w:val="000000"/>
+                <w:sz w:val="20"/>
+                <w:szCs w:val="20"/>
+              </w:rPr>
+              <w:t>Slab rate</w:t>
             </w:r>
           </w:p>
         </w:tc>
@@ -3258,22 +3461,21 @@
               <w:bottom w:val="single" w:sz="1" w:space="0" w:color="BBBBBB"/>
               <w:right w:val="single" w:sz="1" w:space="0" w:color="BBBBBB"/>
             </w:tcBorders>
-            <w:shd w:val="clear" w:color="auto" w:fill="F7F7F7"/>
-            <w:tcMar>
-              <w:top w:w="80" w:type="dxa"/>
-              <w:left w:w="120" w:type="dxa"/>
-              <w:bottom w:w="80" w:type="dxa"/>
-              <w:right w:w="120" w:type="dxa"/>
-            </w:tcMar>
-          </w:tcPr>
-          <w:p>
-            <w:r>
-              <w:rPr>
-                <w:color w:val="000000"/>
-                <w:sz w:val="20"/>
-                <w:szCs w:val="20"/>
-              </w:rPr>
-              <w:t>FY26-27 exemption raised from ₹1L to ₹1.25L</w:t>
+            <w:tcMar>
+              <w:top w:w="80" w:type="dxa"/>
+              <w:left w:w="120" w:type="dxa"/>
+              <w:bottom w:w="80" w:type="dxa"/>
+              <w:right w:w="120" w:type="dxa"/>
+            </w:tcMar>
+          </w:tcPr>
+          <w:p>
+            <w:r>
+              <w:rPr>
+                <w:color w:val="000000"/>
+                <w:sz w:val="20"/>
+                <w:szCs w:val="20"/>
+              </w:rPr>
+              <w:t>TDS @10% if &gt;₹5K per company</w:t>
             </w:r>
           </w:p>
         </w:tc>
@@ -3288,21 +3490,22 @@
               <w:bottom w:val="single" w:sz="1" w:space="0" w:color="BBBBBB"/>
               <w:right w:val="single" w:sz="1" w:space="0" w:color="BBBBBB"/>
             </w:tcBorders>
-            <w:tcMar>
-              <w:top w:w="80" w:type="dxa"/>
-              <w:left w:w="120" w:type="dxa"/>
-              <w:bottom w:w="80" w:type="dxa"/>
-              <w:right w:w="120" w:type="dxa"/>
-            </w:tcMar>
-          </w:tcPr>
-          <w:p>
-            <w:r>
-              <w:rPr>
-                <w:color w:val="000000"/>
-                <w:sz w:val="20"/>
-                <w:szCs w:val="20"/>
-              </w:rPr>
-              <w:t>STCG - Equity / MF</w:t>
+            <w:shd w:val="clear" w:color="auto" w:fill="F7F7F7"/>
+            <w:tcMar>
+              <w:top w:w="80" w:type="dxa"/>
+              <w:left w:w="120" w:type="dxa"/>
+              <w:bottom w:w="80" w:type="dxa"/>
+              <w:right w:w="120" w:type="dxa"/>
+            </w:tcMar>
+          </w:tcPr>
+          <w:p>
+            <w:r>
+              <w:rPr>
+                <w:color w:val="000000"/>
+                <w:sz w:val="20"/>
+                <w:szCs w:val="20"/>
+              </w:rPr>
+              <w:t>LTCG - Equity / MF</w:t>
             </w:r>
           </w:p>
         </w:tc>
@@ -3315,21 +3518,22 @@
               <w:bottom w:val="single" w:sz="1" w:space="0" w:color="BBBBBB"/>
               <w:right w:val="single" w:sz="1" w:space="0" w:color="BBBBBB"/>
             </w:tcBorders>
-            <w:tcMar>
-              <w:top w:w="80" w:type="dxa"/>
-              <w:left w:w="120" w:type="dxa"/>
-              <w:bottom w:w="80" w:type="dxa"/>
-              <w:right w:w="120" w:type="dxa"/>
-            </w:tcMar>
-          </w:tcPr>
-          <w:p>
-            <w:r>
-              <w:rPr>
-                <w:color w:val="000000"/>
-                <w:sz w:val="20"/>
-                <w:szCs w:val="20"/>
-              </w:rPr>
-              <w:t>15% flat</w:t>
+            <w:shd w:val="clear" w:color="auto" w:fill="F7F7F7"/>
+            <w:tcMar>
+              <w:top w:w="80" w:type="dxa"/>
+              <w:left w:w="120" w:type="dxa"/>
+              <w:bottom w:w="80" w:type="dxa"/>
+              <w:right w:w="120" w:type="dxa"/>
+            </w:tcMar>
+          </w:tcPr>
+          <w:p>
+            <w:r>
+              <w:rPr>
+                <w:color w:val="000000"/>
+                <w:sz w:val="20"/>
+                <w:szCs w:val="20"/>
+              </w:rPr>
+              <w:t>10% above ₹1.25L</w:t>
             </w:r>
           </w:p>
         </w:tc>
@@ -3342,21 +3546,22 @@
               <w:bottom w:val="single" w:sz="1" w:space="0" w:color="BBBBBB"/>
               <w:right w:val="single" w:sz="1" w:space="0" w:color="BBBBBB"/>
             </w:tcBorders>
-            <w:tcMar>
-              <w:top w:w="80" w:type="dxa"/>
-              <w:left w:w="120" w:type="dxa"/>
-              <w:bottom w:w="80" w:type="dxa"/>
-              <w:right w:w="120" w:type="dxa"/>
-            </w:tcMar>
-          </w:tcPr>
-          <w:p>
-            <w:r>
-              <w:rPr>
-                <w:color w:val="000000"/>
-                <w:sz w:val="20"/>
-                <w:szCs w:val="20"/>
-              </w:rPr>
-              <w:t>No exemption. Holdings &lt;1 year.</w:t>
+            <w:shd w:val="clear" w:color="auto" w:fill="F7F7F7"/>
+            <w:tcMar>
+              <w:top w:w="80" w:type="dxa"/>
+              <w:left w:w="120" w:type="dxa"/>
+              <w:bottom w:w="80" w:type="dxa"/>
+              <w:right w:w="120" w:type="dxa"/>
+            </w:tcMar>
+          </w:tcPr>
+          <w:p>
+            <w:r>
+              <w:rPr>
+                <w:color w:val="000000"/>
+                <w:sz w:val="20"/>
+                <w:szCs w:val="20"/>
+              </w:rPr>
+              <w:t>FY26-27 exemption raised from ₹1L to ₹1.25L</w:t>
             </w:r>
           </w:p>
         </w:tc>
@@ -3371,6 +3576,7 @@
               <w:bottom w:val="single" w:sz="1" w:space="0" w:color="BBBBBB"/>
               <w:right w:val="single" w:sz="1" w:space="0" w:color="BBBBBB"/>
             </w:tcBorders>
+            <w:shd w:val="clear" w:color="auto" w:fill="F7F7F7"/>
             <w:tcMar>
               <w:top w:w="80" w:type="dxa"/>
               <w:left w:w="120" w:type="dxa"/>
@@ -3392,23 +3598,7 @@
                 <w:sz w:val="20"/>
                 <w:szCs w:val="20"/>
               </w:rPr>
-              <w:t xml:space="preserve">LTCG </w:t>
-            </w:r>
-            <w:r>
-              <w:rPr>
-                <w:color w:val="000000"/>
-                <w:sz w:val="20"/>
-                <w:szCs w:val="20"/>
-              </w:rPr>
-              <w:t>–</w:t>
-            </w:r>
-            <w:r>
-              <w:rPr>
-                <w:color w:val="000000"/>
-                <w:sz w:val="20"/>
-                <w:szCs w:val="20"/>
-              </w:rPr>
-              <w:t xml:space="preserve"> Property (Pre Jul 23, 2024) </w:t>
+              <w:t>LTCG — Debt MF / Bonds (Sec 112)</w:t>
             </w:r>
           </w:p>
         </w:tc>
@@ -3421,6 +3611,7 @@
               <w:bottom w:val="single" w:sz="1" w:space="0" w:color="BBBBBB"/>
               <w:right w:val="single" w:sz="1" w:space="0" w:color="BBBBBB"/>
             </w:tcBorders>
+            <w:shd w:val="clear" w:color="auto" w:fill="F7F7F7"/>
             <w:tcMar>
               <w:top w:w="80" w:type="dxa"/>
               <w:left w:w="120" w:type="dxa"/>
@@ -3442,7 +3633,7 @@
                 <w:sz w:val="20"/>
                 <w:szCs w:val="20"/>
               </w:rPr>
-              <w:t>20% with indexation</w:t>
+              <w:t>20% with indexation OR 10% without</w:t>
             </w:r>
           </w:p>
         </w:tc>
@@ -3455,6 +3646,7 @@
               <w:bottom w:val="single" w:sz="1" w:space="0" w:color="BBBBBB"/>
               <w:right w:val="single" w:sz="1" w:space="0" w:color="BBBBBB"/>
             </w:tcBorders>
+            <w:shd w:val="clear" w:color="auto" w:fill="F7F7F7"/>
             <w:tcMar>
               <w:top w:w="80" w:type="dxa"/>
               <w:left w:w="120" w:type="dxa"/>
@@ -3476,7 +3668,7 @@
                 <w:sz w:val="20"/>
                 <w:szCs w:val="20"/>
               </w:rPr>
-              <w:t>Held &gt;2 years. Properties purchased/sold before July 23, 2024. Sec 54/54F/54EC exemption may apply.</w:t>
+              <w:t>For debt MF purchased before April 1, 2023, held &gt;3 years. User chooses lower tax option. Bonds at 10% flat.</w:t>
             </w:r>
           </w:p>
         </w:tc>
@@ -3491,22 +3683,224 @@
               <w:bottom w:val="single" w:sz="1" w:space="0" w:color="BBBBBB"/>
               <w:right w:val="single" w:sz="1" w:space="0" w:color="BBBBBB"/>
             </w:tcBorders>
-            <w:shd w:val="clear" w:color="auto" w:fill="F7F7F7"/>
-            <w:tcMar>
-              <w:top w:w="80" w:type="dxa"/>
-              <w:left w:w="120" w:type="dxa"/>
-              <w:bottom w:w="80" w:type="dxa"/>
-              <w:right w:w="120" w:type="dxa"/>
-            </w:tcMar>
-          </w:tcPr>
-          <w:p>
-            <w:r>
-              <w:rPr>
-                <w:color w:val="000000"/>
-                <w:sz w:val="20"/>
-                <w:szCs w:val="20"/>
-              </w:rPr>
-              <w:lastRenderedPageBreak/>
+            <w:tcMar>
+              <w:top w:w="80" w:type="dxa"/>
+              <w:left w:w="120" w:type="dxa"/>
+              <w:bottom w:w="80" w:type="dxa"/>
+              <w:right w:w="120" w:type="dxa"/>
+            </w:tcMar>
+          </w:tcPr>
+          <w:p>
+            <w:r>
+              <w:rPr>
+                <w:color w:val="000000"/>
+                <w:sz w:val="20"/>
+                <w:szCs w:val="20"/>
+              </w:rPr>
+              <w:t>STCG - Equity / MF</w:t>
+            </w:r>
+          </w:p>
+        </w:tc>
+        <w:tc>
+          <w:tcPr>
+            <w:tcW w:w="2160" w:type="dxa"/>
+            <w:tcBorders>
+              <w:top w:val="single" w:sz="1" w:space="0" w:color="BBBBBB"/>
+              <w:left w:val="single" w:sz="1" w:space="0" w:color="BBBBBB"/>
+              <w:bottom w:val="single" w:sz="1" w:space="0" w:color="BBBBBB"/>
+              <w:right w:val="single" w:sz="1" w:space="0" w:color="BBBBBB"/>
+            </w:tcBorders>
+            <w:tcMar>
+              <w:top w:w="80" w:type="dxa"/>
+              <w:left w:w="120" w:type="dxa"/>
+              <w:bottom w:w="80" w:type="dxa"/>
+              <w:right w:w="120" w:type="dxa"/>
+            </w:tcMar>
+          </w:tcPr>
+          <w:p>
+            <w:r>
+              <w:rPr>
+                <w:color w:val="000000"/>
+                <w:sz w:val="20"/>
+                <w:szCs w:val="20"/>
+              </w:rPr>
+              <w:t>15% flat</w:t>
+            </w:r>
+          </w:p>
+        </w:tc>
+        <w:tc>
+          <w:tcPr>
+            <w:tcW w:w="4400" w:type="dxa"/>
+            <w:tcBorders>
+              <w:top w:val="single" w:sz="1" w:space="0" w:color="BBBBBB"/>
+              <w:left w:val="single" w:sz="1" w:space="0" w:color="BBBBBB"/>
+              <w:bottom w:val="single" w:sz="1" w:space="0" w:color="BBBBBB"/>
+              <w:right w:val="single" w:sz="1" w:space="0" w:color="BBBBBB"/>
+            </w:tcBorders>
+            <w:tcMar>
+              <w:top w:w="80" w:type="dxa"/>
+              <w:left w:w="120" w:type="dxa"/>
+              <w:bottom w:w="80" w:type="dxa"/>
+              <w:right w:w="120" w:type="dxa"/>
+            </w:tcMar>
+          </w:tcPr>
+          <w:p>
+            <w:r>
+              <w:rPr>
+                <w:color w:val="000000"/>
+                <w:sz w:val="20"/>
+                <w:szCs w:val="20"/>
+              </w:rPr>
+              <w:t>No exemption. Holdings &lt;1 year.</w:t>
+            </w:r>
+          </w:p>
+        </w:tc>
+      </w:tr>
+      <w:tr>
+        <w:tc>
+          <w:tcPr>
+            <w:tcW w:w="2800" w:type="dxa"/>
+            <w:tcBorders>
+              <w:top w:val="single" w:sz="1" w:space="0" w:color="BBBBBB"/>
+              <w:left w:val="single" w:sz="1" w:space="0" w:color="BBBBBB"/>
+              <w:bottom w:val="single" w:sz="1" w:space="0" w:color="BBBBBB"/>
+              <w:right w:val="single" w:sz="1" w:space="0" w:color="BBBBBB"/>
+            </w:tcBorders>
+            <w:tcMar>
+              <w:top w:w="80" w:type="dxa"/>
+              <w:left w:w="120" w:type="dxa"/>
+              <w:bottom w:w="80" w:type="dxa"/>
+              <w:right w:w="120" w:type="dxa"/>
+            </w:tcMar>
+          </w:tcPr>
+          <w:p>
+            <w:pPr>
+              <w:rPr>
+                <w:color w:val="000000"/>
+                <w:sz w:val="20"/>
+                <w:szCs w:val="20"/>
+              </w:rPr>
+            </w:pPr>
+            <w:r>
+              <w:rPr>
+                <w:color w:val="000000"/>
+                <w:sz w:val="20"/>
+                <w:szCs w:val="20"/>
+              </w:rPr>
+              <w:t xml:space="preserve">LTCG </w:t>
+            </w:r>
+            <w:r>
+              <w:rPr>
+                <w:color w:val="000000"/>
+                <w:sz w:val="20"/>
+                <w:szCs w:val="20"/>
+              </w:rPr>
+              <w:t>–</w:t>
+            </w:r>
+            <w:r>
+              <w:rPr>
+                <w:color w:val="000000"/>
+                <w:sz w:val="20"/>
+                <w:szCs w:val="20"/>
+              </w:rPr>
+              <w:t xml:space="preserve"> Property (Pre Jul 23, 2024) </w:t>
+            </w:r>
+          </w:p>
+        </w:tc>
+        <w:tc>
+          <w:tcPr>
+            <w:tcW w:w="2160" w:type="dxa"/>
+            <w:tcBorders>
+              <w:top w:val="single" w:sz="1" w:space="0" w:color="BBBBBB"/>
+              <w:left w:val="single" w:sz="1" w:space="0" w:color="BBBBBB"/>
+              <w:bottom w:val="single" w:sz="1" w:space="0" w:color="BBBBBB"/>
+              <w:right w:val="single" w:sz="1" w:space="0" w:color="BBBBBB"/>
+            </w:tcBorders>
+            <w:tcMar>
+              <w:top w:w="80" w:type="dxa"/>
+              <w:left w:w="120" w:type="dxa"/>
+              <w:bottom w:w="80" w:type="dxa"/>
+              <w:right w:w="120" w:type="dxa"/>
+            </w:tcMar>
+          </w:tcPr>
+          <w:p>
+            <w:pPr>
+              <w:rPr>
+                <w:color w:val="000000"/>
+                <w:sz w:val="20"/>
+                <w:szCs w:val="20"/>
+              </w:rPr>
+            </w:pPr>
+            <w:r>
+              <w:rPr>
+                <w:color w:val="000000"/>
+                <w:sz w:val="20"/>
+                <w:szCs w:val="20"/>
+              </w:rPr>
+              <w:t>20% with indexation</w:t>
+            </w:r>
+          </w:p>
+        </w:tc>
+        <w:tc>
+          <w:tcPr>
+            <w:tcW w:w="4400" w:type="dxa"/>
+            <w:tcBorders>
+              <w:top w:val="single" w:sz="1" w:space="0" w:color="BBBBBB"/>
+              <w:left w:val="single" w:sz="1" w:space="0" w:color="BBBBBB"/>
+              <w:bottom w:val="single" w:sz="1" w:space="0" w:color="BBBBBB"/>
+              <w:right w:val="single" w:sz="1" w:space="0" w:color="BBBBBB"/>
+            </w:tcBorders>
+            <w:tcMar>
+              <w:top w:w="80" w:type="dxa"/>
+              <w:left w:w="120" w:type="dxa"/>
+              <w:bottom w:w="80" w:type="dxa"/>
+              <w:right w:w="120" w:type="dxa"/>
+            </w:tcMar>
+          </w:tcPr>
+          <w:p>
+            <w:pPr>
+              <w:rPr>
+                <w:color w:val="000000"/>
+                <w:sz w:val="20"/>
+                <w:szCs w:val="20"/>
+              </w:rPr>
+            </w:pPr>
+            <w:r>
+              <w:rPr>
+                <w:color w:val="000000"/>
+                <w:sz w:val="20"/>
+                <w:szCs w:val="20"/>
+              </w:rPr>
+              <w:t>Held &gt;2 years. Properties purchased/sold before July 23, 2024. Sec 54/54F/54EC exemption may apply.</w:t>
+            </w:r>
+          </w:p>
+        </w:tc>
+      </w:tr>
+      <w:tr>
+        <w:tc>
+          <w:tcPr>
+            <w:tcW w:w="2800" w:type="dxa"/>
+            <w:tcBorders>
+              <w:top w:val="single" w:sz="1" w:space="0" w:color="BBBBBB"/>
+              <w:left w:val="single" w:sz="1" w:space="0" w:color="BBBBBB"/>
+              <w:bottom w:val="single" w:sz="1" w:space="0" w:color="BBBBBB"/>
+              <w:right w:val="single" w:sz="1" w:space="0" w:color="BBBBBB"/>
+            </w:tcBorders>
+            <w:shd w:val="clear" w:color="auto" w:fill="F7F7F7"/>
+            <w:tcMar>
+              <w:top w:w="80" w:type="dxa"/>
+              <w:left w:w="120" w:type="dxa"/>
+              <w:bottom w:w="80" w:type="dxa"/>
+              <w:right w:w="120" w:type="dxa"/>
+            </w:tcMar>
+          </w:tcPr>
+          <w:p>
+            <w:r>
+              <w:rPr>
+                <w:color w:val="000000"/>
+                <w:sz w:val="20"/>
+                <w:szCs w:val="20"/>
+              </w:rPr>
               <w:t xml:space="preserve">LTCG </w:t>
             </w:r>
             <w:r>
@@ -4225,17 +4619,537 @@
           </w:p>
         </w:tc>
       </w:tr>
+      <w:tr>
+        <w:tc>
+          <w:tcPr>
+            <w:tcW w:w="3000" w:type="dxa"/>
+            <w:tcBorders>
+              <w:top w:val="single" w:sz="1" w:space="0" w:color="BBBBBB"/>
+              <w:left w:val="single" w:sz="1" w:space="0" w:color="BBBBBB"/>
+              <w:bottom w:val="single" w:sz="1" w:space="0" w:color="BBBBBB"/>
+              <w:right w:val="single" w:sz="1" w:space="0" w:color="BBBBBB"/>
+            </w:tcBorders>
+            <w:tcMar>
+              <w:top w:w="80" w:type="dxa"/>
+              <w:left w:w="120" w:type="dxa"/>
+              <w:bottom w:w="80" w:type="dxa"/>
+              <w:right w:w="120" w:type="dxa"/>
+            </w:tcMar>
+          </w:tcPr>
+          <w:p>
+            <w:pPr>
+              <w:rPr>
+                <w:color w:val="000000"/>
+                <w:sz w:val="20"/>
+                <w:szCs w:val="20"/>
+              </w:rPr>
+            </w:pPr>
+            <w:r>
+              <w:rPr>
+                <w:color w:val="000000"/>
+                <w:sz w:val="20"/>
+                <w:szCs w:val="20"/>
+              </w:rPr>
+              <w:t>HRA Exemption (Sec 10(13A))</w:t>
+            </w:r>
+          </w:p>
+        </w:tc>
+        <w:tc>
+          <w:tcPr>
+            <w:tcW w:w="6360" w:type="dxa"/>
+            <w:tcBorders>
+              <w:top w:val="single" w:sz="1" w:space="0" w:color="BBBBBB"/>
+              <w:left w:val="single" w:sz="1" w:space="0" w:color="BBBBBB"/>
+              <w:bottom w:val="single" w:sz="1" w:space="0" w:color="BBBBBB"/>
+              <w:right w:val="single" w:sz="1" w:space="0" w:color="BBBBBB"/>
+            </w:tcBorders>
+            <w:tcMar>
+              <w:top w:w="80" w:type="dxa"/>
+              <w:left w:w="120" w:type="dxa"/>
+              <w:bottom w:w="80" w:type="dxa"/>
+              <w:right w:w="120" w:type="dxa"/>
+            </w:tcMar>
+          </w:tcPr>
+          <w:p>
+            <w:pPr>
+              <w:rPr>
+                <w:color w:val="000000"/>
+                <w:sz w:val="20"/>
+                <w:szCs w:val="20"/>
+              </w:rPr>
+            </w:pPr>
+            <w:r>
+              <w:rPr>
+                <w:color w:val="000000"/>
+                <w:sz w:val="20"/>
+                <w:szCs w:val="20"/>
+              </w:rPr>
+              <w:t>Computed via 3-limit formula: min(HRA received, 50%/40% of basic, rent − 10% basic). Metro/non-metro toggle. Sub-fields in Income</w:t>
+            </w:r>
+            <w:r>
+              <w:rPr>
+                <w:color w:val="000000"/>
+                <w:sz w:val="20"/>
+                <w:szCs w:val="20"/>
+              </w:rPr>
+              <w:t xml:space="preserve"> </w:t>
+            </w:r>
+            <w:r>
+              <w:rPr>
+                <w:color w:val="000000"/>
+                <w:sz w:val="20"/>
+                <w:szCs w:val="20"/>
+              </w:rPr>
+              <w:t>Form for HRA component, annual rent paid, city type.</w:t>
+            </w:r>
+          </w:p>
+        </w:tc>
+      </w:tr>
+      <w:tr>
+        <w:tc>
+          <w:tcPr>
+            <w:tcW w:w="3000" w:type="dxa"/>
+            <w:tcBorders>
+              <w:top w:val="single" w:sz="1" w:space="0" w:color="BBBBBB"/>
+              <w:left w:val="single" w:sz="1" w:space="0" w:color="BBBBBB"/>
+              <w:bottom w:val="single" w:sz="1" w:space="0" w:color="BBBBBB"/>
+              <w:right w:val="single" w:sz="1" w:space="0" w:color="BBBBBB"/>
+            </w:tcBorders>
+            <w:tcMar>
+              <w:top w:w="80" w:type="dxa"/>
+              <w:left w:w="120" w:type="dxa"/>
+              <w:bottom w:w="80" w:type="dxa"/>
+              <w:right w:w="120" w:type="dxa"/>
+            </w:tcMar>
+          </w:tcPr>
+          <w:p>
+            <w:pPr>
+              <w:rPr>
+                <w:color w:val="000000"/>
+                <w:sz w:val="20"/>
+                <w:szCs w:val="20"/>
+              </w:rPr>
+            </w:pPr>
+            <w:r>
+              <w:rPr>
+                <w:color w:val="000000"/>
+                <w:sz w:val="20"/>
+                <w:szCs w:val="20"/>
+              </w:rPr>
+              <w:t>Sec 44AD Presumptive (Business)</w:t>
+            </w:r>
+          </w:p>
+        </w:tc>
+        <w:tc>
+          <w:tcPr>
+            <w:tcW w:w="6360" w:type="dxa"/>
+            <w:tcBorders>
+              <w:top w:val="single" w:sz="1" w:space="0" w:color="BBBBBB"/>
+              <w:left w:val="single" w:sz="1" w:space="0" w:color="BBBBBB"/>
+              <w:bottom w:val="single" w:sz="1" w:space="0" w:color="BBBBBB"/>
+              <w:right w:val="single" w:sz="1" w:space="0" w:color="BBBBBB"/>
+            </w:tcBorders>
+            <w:tcMar>
+              <w:top w:w="80" w:type="dxa"/>
+              <w:left w:w="120" w:type="dxa"/>
+              <w:bottom w:w="80" w:type="dxa"/>
+              <w:right w:w="120" w:type="dxa"/>
+            </w:tcMar>
+          </w:tcPr>
+          <w:p>
+            <w:pPr>
+              <w:rPr>
+                <w:color w:val="000000"/>
+                <w:sz w:val="20"/>
+                <w:szCs w:val="20"/>
+              </w:rPr>
+            </w:pPr>
+            <w:r>
+              <w:rPr>
+                <w:color w:val="000000"/>
+                <w:sz w:val="20"/>
+                <w:szCs w:val="20"/>
+              </w:rPr>
+              <w:t>T</w:t>
+            </w:r>
+            <w:r>
+              <w:rPr>
+                <w:color w:val="000000"/>
+                <w:sz w:val="20"/>
+                <w:szCs w:val="20"/>
+              </w:rPr>
+              <w:t>oggle in Income</w:t>
+            </w:r>
+            <w:r>
+              <w:rPr>
+                <w:color w:val="000000"/>
+                <w:sz w:val="20"/>
+                <w:szCs w:val="20"/>
+              </w:rPr>
+              <w:t xml:space="preserve"> </w:t>
+            </w:r>
+            <w:r>
+              <w:rPr>
+                <w:color w:val="000000"/>
+                <w:sz w:val="20"/>
+                <w:szCs w:val="20"/>
+              </w:rPr>
+              <w:t>Form. Deemed income = 8% of turnover (6% if 95%+ digital). Turnover ≤ ₹2Cr. No bookkeeping required.</w:t>
+            </w:r>
+          </w:p>
+        </w:tc>
+      </w:tr>
+      <w:tr>
+        <w:tc>
+          <w:tcPr>
+            <w:tcW w:w="3000" w:type="dxa"/>
+            <w:tcBorders>
+              <w:top w:val="single" w:sz="1" w:space="0" w:color="BBBBBB"/>
+              <w:left w:val="single" w:sz="1" w:space="0" w:color="BBBBBB"/>
+              <w:bottom w:val="single" w:sz="1" w:space="0" w:color="BBBBBB"/>
+              <w:right w:val="single" w:sz="1" w:space="0" w:color="BBBBBB"/>
+            </w:tcBorders>
+            <w:tcMar>
+              <w:top w:w="80" w:type="dxa"/>
+              <w:left w:w="120" w:type="dxa"/>
+              <w:bottom w:w="80" w:type="dxa"/>
+              <w:right w:w="120" w:type="dxa"/>
+            </w:tcMar>
+          </w:tcPr>
+          <w:p>
+            <w:pPr>
+              <w:rPr>
+                <w:color w:val="000000"/>
+                <w:sz w:val="20"/>
+                <w:szCs w:val="20"/>
+              </w:rPr>
+            </w:pPr>
+            <w:r>
+              <w:rPr>
+                <w:color w:val="000000"/>
+                <w:sz w:val="20"/>
+                <w:szCs w:val="20"/>
+              </w:rPr>
+              <w:t>Sec 44ADA Presumptive (Professionals)</w:t>
+            </w:r>
+          </w:p>
+        </w:tc>
+        <w:tc>
+          <w:tcPr>
+            <w:tcW w:w="6360" w:type="dxa"/>
+            <w:tcBorders>
+              <w:top w:val="single" w:sz="1" w:space="0" w:color="BBBBBB"/>
+              <w:left w:val="single" w:sz="1" w:space="0" w:color="BBBBBB"/>
+              <w:bottom w:val="single" w:sz="1" w:space="0" w:color="BBBBBB"/>
+              <w:right w:val="single" w:sz="1" w:space="0" w:color="BBBBBB"/>
+            </w:tcBorders>
+            <w:tcMar>
+              <w:top w:w="80" w:type="dxa"/>
+              <w:left w:w="120" w:type="dxa"/>
+              <w:bottom w:w="80" w:type="dxa"/>
+              <w:right w:w="120" w:type="dxa"/>
+            </w:tcMar>
+          </w:tcPr>
+          <w:p>
+            <w:pPr>
+              <w:rPr>
+                <w:color w:val="000000"/>
+                <w:sz w:val="20"/>
+                <w:szCs w:val="20"/>
+              </w:rPr>
+            </w:pPr>
+            <w:r>
+              <w:rPr>
+                <w:color w:val="000000"/>
+                <w:sz w:val="20"/>
+                <w:szCs w:val="20"/>
+              </w:rPr>
+              <w:t>Toggle in Income</w:t>
+            </w:r>
+            <w:r>
+              <w:rPr>
+                <w:color w:val="000000"/>
+                <w:sz w:val="20"/>
+                <w:szCs w:val="20"/>
+              </w:rPr>
+              <w:t xml:space="preserve"> </w:t>
+            </w:r>
+            <w:r>
+              <w:rPr>
+                <w:color w:val="000000"/>
+                <w:sz w:val="20"/>
+                <w:szCs w:val="20"/>
+              </w:rPr>
+              <w:t>Form. Deemed income = 50% of gross receipts. Eligible: doctors, CAs, lawyers, engineers. Receipts ≤ ₹75L.</w:t>
+            </w:r>
+          </w:p>
+        </w:tc>
+      </w:tr>
+      <w:tr>
+        <w:tc>
+          <w:tcPr>
+            <w:tcW w:w="3000" w:type="dxa"/>
+            <w:tcBorders>
+              <w:top w:val="single" w:sz="1" w:space="0" w:color="BBBBBB"/>
+              <w:left w:val="single" w:sz="1" w:space="0" w:color="BBBBBB"/>
+              <w:bottom w:val="single" w:sz="1" w:space="0" w:color="BBBBBB"/>
+              <w:right w:val="single" w:sz="1" w:space="0" w:color="BBBBBB"/>
+            </w:tcBorders>
+            <w:tcMar>
+              <w:top w:w="80" w:type="dxa"/>
+              <w:left w:w="120" w:type="dxa"/>
+              <w:bottom w:w="80" w:type="dxa"/>
+              <w:right w:w="120" w:type="dxa"/>
+            </w:tcMar>
+          </w:tcPr>
+          <w:p>
+            <w:pPr>
+              <w:rPr>
+                <w:color w:val="000000"/>
+                <w:sz w:val="20"/>
+                <w:szCs w:val="20"/>
+              </w:rPr>
+            </w:pPr>
+            <w:r>
+              <w:rPr>
+                <w:color w:val="000000"/>
+                <w:sz w:val="20"/>
+                <w:szCs w:val="20"/>
+              </w:rPr>
+              <w:t>Sec 44AB Audit Check (F&amp;O)</w:t>
+            </w:r>
+          </w:p>
+        </w:tc>
+        <w:tc>
+          <w:tcPr>
+            <w:tcW w:w="6360" w:type="dxa"/>
+            <w:tcBorders>
+              <w:top w:val="single" w:sz="1" w:space="0" w:color="BBBBBB"/>
+              <w:left w:val="single" w:sz="1" w:space="0" w:color="BBBBBB"/>
+              <w:bottom w:val="single" w:sz="1" w:space="0" w:color="BBBBBB"/>
+              <w:right w:val="single" w:sz="1" w:space="0" w:color="BBBBBB"/>
+            </w:tcBorders>
+            <w:tcMar>
+              <w:top w:w="80" w:type="dxa"/>
+              <w:left w:w="120" w:type="dxa"/>
+              <w:bottom w:w="80" w:type="dxa"/>
+              <w:right w:w="120" w:type="dxa"/>
+            </w:tcMar>
+          </w:tcPr>
+          <w:p>
+            <w:pPr>
+              <w:rPr>
+                <w:color w:val="000000"/>
+                <w:sz w:val="20"/>
+                <w:szCs w:val="20"/>
+              </w:rPr>
+            </w:pPr>
+            <w:r>
+              <w:rPr>
+                <w:color w:val="000000"/>
+                <w:sz w:val="20"/>
+                <w:szCs w:val="20"/>
+              </w:rPr>
+              <w:t>Live warning in Income</w:t>
+            </w:r>
+            <w:r>
+              <w:rPr>
+                <w:color w:val="000000"/>
+                <w:sz w:val="20"/>
+                <w:szCs w:val="20"/>
+              </w:rPr>
+              <w:t xml:space="preserve"> </w:t>
+            </w:r>
+            <w:r>
+              <w:rPr>
+                <w:color w:val="000000"/>
+                <w:sz w:val="20"/>
+                <w:szCs w:val="20"/>
+              </w:rPr>
+              <w:t>Form when F&amp;O gross turnover &gt; ₹1Cr (or ₹10Cr digital). Deadline: Sep 30.</w:t>
+            </w:r>
+          </w:p>
+        </w:tc>
+      </w:tr>
+      <w:tr>
+        <w:tc>
+          <w:tcPr>
+            <w:tcW w:w="3000" w:type="dxa"/>
+            <w:tcBorders>
+              <w:top w:val="single" w:sz="1" w:space="0" w:color="BBBBBB"/>
+              <w:left w:val="single" w:sz="1" w:space="0" w:color="BBBBBB"/>
+              <w:bottom w:val="single" w:sz="1" w:space="0" w:color="BBBBBB"/>
+              <w:right w:val="single" w:sz="1" w:space="0" w:color="BBBBBB"/>
+            </w:tcBorders>
+            <w:tcMar>
+              <w:top w:w="80" w:type="dxa"/>
+              <w:left w:w="120" w:type="dxa"/>
+              <w:bottom w:w="80" w:type="dxa"/>
+              <w:right w:w="120" w:type="dxa"/>
+            </w:tcMar>
+          </w:tcPr>
+          <w:p>
+            <w:pPr>
+              <w:rPr>
+                <w:color w:val="000000"/>
+                <w:sz w:val="20"/>
+                <w:szCs w:val="20"/>
+              </w:rPr>
+            </w:pPr>
+            <w:r>
+              <w:rPr>
+                <w:color w:val="000000"/>
+                <w:sz w:val="20"/>
+                <w:szCs w:val="20"/>
+              </w:rPr>
+              <w:t>Sec 10(14) Children Allowances</w:t>
+            </w:r>
+          </w:p>
+        </w:tc>
+        <w:tc>
+          <w:tcPr>
+            <w:tcW w:w="6360" w:type="dxa"/>
+            <w:tcBorders>
+              <w:top w:val="single" w:sz="1" w:space="0" w:color="BBBBBB"/>
+              <w:left w:val="single" w:sz="1" w:space="0" w:color="BBBBBB"/>
+              <w:bottom w:val="single" w:sz="1" w:space="0" w:color="BBBBBB"/>
+              <w:right w:val="single" w:sz="1" w:space="0" w:color="BBBBBB"/>
+            </w:tcBorders>
+            <w:tcMar>
+              <w:top w:w="80" w:type="dxa"/>
+              <w:left w:w="120" w:type="dxa"/>
+              <w:bottom w:w="80" w:type="dxa"/>
+              <w:right w:w="120" w:type="dxa"/>
+            </w:tcMar>
+          </w:tcPr>
+          <w:p>
+            <w:pPr>
+              <w:rPr>
+                <w:color w:val="000000"/>
+                <w:sz w:val="20"/>
+                <w:szCs w:val="20"/>
+              </w:rPr>
+            </w:pPr>
+            <w:r>
+              <w:rPr>
+                <w:color w:val="000000"/>
+                <w:sz w:val="20"/>
+                <w:szCs w:val="20"/>
+              </w:rPr>
+              <w:t>Education ₹100/mo + Hostel ₹300/mo per child, max 2 children = ₹9,600/yr exempt. Sub-field in Income</w:t>
+            </w:r>
+            <w:r>
+              <w:rPr>
+                <w:color w:val="000000"/>
+                <w:sz w:val="20"/>
+                <w:szCs w:val="20"/>
+              </w:rPr>
+              <w:t xml:space="preserve"> </w:t>
+            </w:r>
+            <w:r>
+              <w:rPr>
+                <w:color w:val="000000"/>
+                <w:sz w:val="20"/>
+                <w:szCs w:val="20"/>
+              </w:rPr>
+              <w:t>Form.</w:t>
+            </w:r>
+          </w:p>
+        </w:tc>
+      </w:tr>
+      <w:tr>
+        <w:tc>
+          <w:tcPr>
+            <w:tcW w:w="3000" w:type="dxa"/>
+            <w:tcBorders>
+              <w:top w:val="single" w:sz="1" w:space="0" w:color="BBBBBB"/>
+              <w:left w:val="single" w:sz="1" w:space="0" w:color="BBBBBB"/>
+              <w:bottom w:val="single" w:sz="1" w:space="0" w:color="BBBBBB"/>
+              <w:right w:val="single" w:sz="1" w:space="0" w:color="BBBBBB"/>
+            </w:tcBorders>
+            <w:tcMar>
+              <w:top w:w="80" w:type="dxa"/>
+              <w:left w:w="120" w:type="dxa"/>
+              <w:bottom w:w="80" w:type="dxa"/>
+              <w:right w:w="120" w:type="dxa"/>
+            </w:tcMar>
+          </w:tcPr>
+          <w:p>
+            <w:pPr>
+              <w:rPr>
+                <w:color w:val="000000"/>
+                <w:sz w:val="20"/>
+                <w:szCs w:val="20"/>
+              </w:rPr>
+            </w:pPr>
+            <w:r>
+              <w:rPr>
+                <w:color w:val="000000"/>
+                <w:sz w:val="20"/>
+                <w:szCs w:val="20"/>
+              </w:rPr>
+              <w:t>Sec 89(1) Salary Arrears</w:t>
+            </w:r>
+          </w:p>
+        </w:tc>
+        <w:tc>
+          <w:tcPr>
+            <w:tcW w:w="6360" w:type="dxa"/>
+            <w:tcBorders>
+              <w:top w:val="single" w:sz="1" w:space="0" w:color="BBBBBB"/>
+              <w:left w:val="single" w:sz="1" w:space="0" w:color="BBBBBB"/>
+              <w:bottom w:val="single" w:sz="1" w:space="0" w:color="BBBBBB"/>
+              <w:right w:val="single" w:sz="1" w:space="0" w:color="BBBBBB"/>
+            </w:tcBorders>
+            <w:tcMar>
+              <w:top w:w="80" w:type="dxa"/>
+              <w:left w:w="120" w:type="dxa"/>
+              <w:bottom w:w="80" w:type="dxa"/>
+              <w:right w:w="120" w:type="dxa"/>
+            </w:tcMar>
+          </w:tcPr>
+          <w:p>
+            <w:pPr>
+              <w:rPr>
+                <w:color w:val="000000"/>
+                <w:sz w:val="20"/>
+                <w:szCs w:val="20"/>
+              </w:rPr>
+            </w:pPr>
+            <w:r>
+              <w:rPr>
+                <w:color w:val="000000"/>
+                <w:sz w:val="20"/>
+                <w:szCs w:val="20"/>
+              </w:rPr>
+              <w:t>Arrear amount + prior FY sub-fields in Income</w:t>
+            </w:r>
+            <w:r>
+              <w:rPr>
+                <w:color w:val="000000"/>
+                <w:sz w:val="20"/>
+                <w:szCs w:val="20"/>
+              </w:rPr>
+              <w:t xml:space="preserve"> </w:t>
+            </w:r>
+            <w:r>
+              <w:rPr>
+                <w:color w:val="000000"/>
+                <w:sz w:val="20"/>
+                <w:szCs w:val="20"/>
+              </w:rPr>
+              <w:t>Form. Warning to file Form 10E before ITR</w:t>
+            </w:r>
+          </w:p>
+        </w:tc>
+      </w:tr>
     </w:tbl>
     <w:p>
       <w:pPr>
-        <w:spacing w:after="160"/>
-      </w:pPr>
-    </w:p>
-    <w:p>
-      <w:pPr>
         <w:pStyle w:val="Heading2"/>
       </w:pPr>
       <w:r>
+        <w:lastRenderedPageBreak/>
         <w:t>6.2 Asset Classes (14 Total) with Tax Rules</w:t>
       </w:r>
     </w:p>
@@ -4246,11 +5160,6 @@
       <w:r>
         <w:t>Every asset carries its tax rule. Post-tax CAGR is calculated per regime using that regime's marginal slab rate.</w:t>
       </w:r>
-    </w:p>
-    <w:p>
-      <w:pPr>
-        <w:spacing w:after="160"/>
-      </w:pPr>
     </w:p>
     <w:tbl>
       <w:tblPr>
@@ -5863,7 +6772,6 @@
                 <w:sz w:val="20"/>
                 <w:szCs w:val="20"/>
               </w:rPr>
-              <w:lastRenderedPageBreak/>
               <w:t>Mid / Small Cap MF</w:t>
             </w:r>
           </w:p>
@@ -6399,11 +7307,6 @@
         </w:tc>
       </w:tr>
     </w:tbl>
-    <w:p>
-      <w:pPr>
-        <w:spacing w:after="160"/>
-      </w:pPr>
-    </w:p>
     <w:p>
       <w:pPr>
         <w:pStyle w:val="Heading2"/>
@@ -6526,6 +7429,7 @@
         <w:spacing w:after="80"/>
       </w:pPr>
       <w:r>
+        <w:lastRenderedPageBreak/>
         <w:t>Family Category: added for household/dependent expenses alongside 10 other expense categories.</w:t>
       </w:r>
     </w:p>
@@ -6607,7 +7511,13 @@
         <w:pStyle w:val="Heading2"/>
       </w:pPr>
       <w:r>
-        <w:t>6.5 IT Deductions Reference (20+ Sections)</w:t>
+        <w:t xml:space="preserve">6.5 IT Deductions Reference </w:t>
+      </w:r>
+      <w:r>
+        <w:t>(35</w:t>
+      </w:r>
+      <w:r>
+        <w:t>+ Sections)</w:t>
       </w:r>
     </w:p>
     <w:p>
@@ -6619,6 +7529,127 @@
       </w:r>
       <w:r>
         <w:t xml:space="preserve"> </w:t>
+      </w:r>
+    </w:p>
+    <w:p>
+      <w:pPr>
+        <w:pStyle w:val="Heading2"/>
+      </w:pPr>
+      <w:r>
+        <w:t>6.6 ITR Filing Guide (FY 2026-27)</w:t>
+      </w:r>
+    </w:p>
+    <w:p>
+      <w:r>
+        <w:t>The ITR Filing Guide (ITRFiling.jsx) is a full-feature personalized guide with six tabs:</w:t>
+      </w:r>
+    </w:p>
+    <w:p>
+      <w:pPr>
+        <w:numPr>
+          <w:ilvl w:val="0"/>
+          <w:numId w:val="4"/>
+        </w:numPr>
+      </w:pPr>
+      <w:r>
+        <w:rPr>
+          <w:b/>
+          <w:bCs/>
+        </w:rPr>
+        <w:t>ITR Form Tab:</w:t>
+      </w:r>
+      <w:r>
+        <w:t xml:space="preserve"> Auto-determines ITR-1/2/3/4 from the user's income profile passed from the Planner. Reasons shown (e.g., "F&amp;O income → ITR-3 mandatory"). Expandable comparison table for all four forms.</w:t>
+      </w:r>
+    </w:p>
+    <w:p>
+      <w:pPr>
+        <w:numPr>
+          <w:ilvl w:val="0"/>
+          <w:numId w:val="4"/>
+        </w:numPr>
+      </w:pPr>
+      <w:r>
+        <w:rPr>
+          <w:b/>
+          <w:bCs/>
+        </w:rPr>
+        <w:t>Schedules Tab:</w:t>
+      </w:r>
+      <w:r>
+        <w:t xml:space="preserve"> Maps each active income source to its exact portal schedule (e.g., crypto → Schedule VDA, property LTCG → Schedule CG Part B). Shown only for the user's income types.</w:t>
+      </w:r>
+    </w:p>
+    <w:p>
+      <w:pPr>
+        <w:numPr>
+          <w:ilvl w:val="0"/>
+          <w:numId w:val="4"/>
+        </w:numPr>
+      </w:pPr>
+      <w:r>
+        <w:rPr>
+          <w:b/>
+          <w:bCs/>
+        </w:rPr>
+        <w:t>Documents Tab:</w:t>
+      </w:r>
+      <w:r>
+        <w:t xml:space="preserve"> Dynamic checklist generated per income source — only shows documents relevant to the user. Groups: Always Required, Salary, Rental, Interest, Capital Gains, Crypto, Agricultural, Business.</w:t>
+      </w:r>
+    </w:p>
+    <w:p>
+      <w:pPr>
+        <w:numPr>
+          <w:ilvl w:val="0"/>
+          <w:numId w:val="4"/>
+        </w:numPr>
+      </w:pPr>
+      <w:r>
+        <w:rPr>
+          <w:b/>
+          <w:bCs/>
+        </w:rPr>
+        <w:t>Filing Steps Tab:</w:t>
+      </w:r>
+      <w:r>
+        <w:t xml:space="preserve"> 8-step portal walkthrough (Pre-verification → Login → Start Filing → Profile → Schedules → Deductions → Tax Payment → E-Verify). Each step expandable with exact portal paths.</w:t>
+      </w:r>
+    </w:p>
+    <w:p>
+      <w:pPr>
+        <w:numPr>
+          <w:ilvl w:val="0"/>
+          <w:numId w:val="4"/>
+        </w:numPr>
+      </w:pPr>
+      <w:r>
+        <w:rPr>
+          <w:b/>
+          <w:bCs/>
+        </w:rPr>
+        <w:t>Deadlines Tab:</w:t>
+      </w:r>
+      <w:r>
+        <w:t xml:space="preserve"> Filing deadlines (Jul 31, Sep 30, Dec 31), Sec 234F late penalty calculator, advance tax schedule, and other key dates.</w:t>
+      </w:r>
+    </w:p>
+    <w:p>
+      <w:pPr>
+        <w:numPr>
+          <w:ilvl w:val="0"/>
+          <w:numId w:val="4"/>
+        </w:numPr>
+      </w:pPr>
+      <w:r>
+        <w:rPr>
+          <w:b/>
+          <w:bCs/>
+        </w:rPr>
+        <w:t>AI Assistant Tab:</w:t>
+      </w:r>
+      <w:r>
+        <w:t xml:space="preserve"> Claude-backed filing assistant with 8 quick-question chips. Context-aware when Planner data is present (income sources, recommended form, best regime, total tax).</w:t>
       </w:r>
     </w:p>
     <w:p>
@@ -6642,11 +7673,6 @@
       <w:r>
         <w:t>7.1 AI Integration Design</w:t>
       </w:r>
-    </w:p>
-    <w:p>
-      <w:pPr>
-        <w:spacing w:after="160"/>
-      </w:pPr>
     </w:p>
     <w:tbl>
       <w:tblPr>
@@ -7245,21 +8271,11 @@
     </w:tbl>
     <w:p>
       <w:pPr>
-        <w:spacing w:after="160"/>
-      </w:pPr>
-    </w:p>
-    <w:p>
-      <w:pPr>
         <w:pStyle w:val="Heading2"/>
       </w:pPr>
       <w:r>
         <w:t>7.2 Frontend Architecture</w:t>
       </w:r>
-    </w:p>
-    <w:p>
-      <w:pPr>
-        <w:spacing w:after="160"/>
-      </w:pPr>
     </w:p>
     <w:tbl>
       <w:tblPr>
@@ -7453,7 +8469,7 @@
                 <w:sz w:val="20"/>
                 <w:szCs w:val="20"/>
               </w:rPr>
-              <w:t>Multi-source income entry. SafeInput and SrcGroup hoisted to module scope (cursor/scroll fix).</w:t>
+              <w:t>Multi-source income entry. SafeInput, SrcGroup, and OrdinaryCard hoisted to module scope (cursor/scroll fix). v5.1: OrdinaryCard handles salary sub-fields (HRA, rent paid, city type, children count, arrears), business 44AD toggle, freelance 44ADA toggle, and F&amp;O gross turnover with live Sec 44AB audit check</w:t>
             </w:r>
           </w:p>
         </w:tc>
@@ -8028,6 +9044,78 @@
           </w:p>
         </w:tc>
       </w:tr>
+      <w:tr>
+        <w:tc>
+          <w:tcPr>
+            <w:tcW w:w="2800" w:type="dxa"/>
+            <w:tcBorders>
+              <w:top w:val="single" w:sz="1" w:space="0" w:color="BBBBBB"/>
+              <w:left w:val="single" w:sz="1" w:space="0" w:color="BBBBBB"/>
+              <w:bottom w:val="single" w:sz="1" w:space="0" w:color="BBBBBB"/>
+              <w:right w:val="single" w:sz="1" w:space="0" w:color="BBBBBB"/>
+            </w:tcBorders>
+            <w:shd w:val="clear" w:color="auto" w:fill="F7F7F7"/>
+            <w:tcMar>
+              <w:top w:w="80" w:type="dxa"/>
+              <w:left w:w="120" w:type="dxa"/>
+              <w:bottom w:w="80" w:type="dxa"/>
+              <w:right w:w="120" w:type="dxa"/>
+            </w:tcMar>
+          </w:tcPr>
+          <w:p>
+            <w:pPr>
+              <w:rPr>
+                <w:color w:val="000000"/>
+                <w:sz w:val="20"/>
+                <w:szCs w:val="20"/>
+              </w:rPr>
+            </w:pPr>
+            <w:r>
+              <w:rPr>
+                <w:color w:val="000000"/>
+                <w:sz w:val="20"/>
+                <w:szCs w:val="20"/>
+              </w:rPr>
+              <w:t>ITRFiling.jsx</w:t>
+            </w:r>
+          </w:p>
+        </w:tc>
+        <w:tc>
+          <w:tcPr>
+            <w:tcW w:w="6560" w:type="dxa"/>
+            <w:tcBorders>
+              <w:top w:val="single" w:sz="1" w:space="0" w:color="BBBBBB"/>
+              <w:left w:val="single" w:sz="1" w:space="0" w:color="BBBBBB"/>
+              <w:bottom w:val="single" w:sz="1" w:space="0" w:color="BBBBBB"/>
+              <w:right w:val="single" w:sz="1" w:space="0" w:color="BBBBBB"/>
+            </w:tcBorders>
+            <w:shd w:val="clear" w:color="auto" w:fill="F7F7F7"/>
+            <w:tcMar>
+              <w:top w:w="80" w:type="dxa"/>
+              <w:left w:w="120" w:type="dxa"/>
+              <w:bottom w:w="80" w:type="dxa"/>
+              <w:right w:w="120" w:type="dxa"/>
+            </w:tcMar>
+          </w:tcPr>
+          <w:p>
+            <w:pPr>
+              <w:rPr>
+                <w:color w:val="000000"/>
+                <w:sz w:val="20"/>
+                <w:szCs w:val="20"/>
+              </w:rPr>
+            </w:pPr>
+            <w:r>
+              <w:rPr>
+                <w:color w:val="000000"/>
+                <w:sz w:val="20"/>
+                <w:szCs w:val="20"/>
+              </w:rPr>
+              <w:t>Personalized ITR Filing Guide: auto-determines ITR form, dynamic document checklist, schedule mapper, 8-step portal walkthrough, deadlines/penalty calculator, AI filing assistant. 6 tabs. Props: plannerResults from App.jsx.</w:t>
+            </w:r>
+          </w:p>
+        </w:tc>
+      </w:tr>
     </w:tbl>
     <w:p>
       <w:pPr>
@@ -8039,13 +9127,9 @@
         <w:pStyle w:val="Heading2"/>
       </w:pPr>
       <w:r>
+        <w:lastRenderedPageBreak/>
         <w:t>7.3 Backend API Routes</w:t>
       </w:r>
-    </w:p>
-    <w:p>
-      <w:pPr>
-        <w:spacing w:after="160"/>
-      </w:pPr>
     </w:p>
     <w:tbl>
       <w:tblPr>
@@ -8097,7 +9181,6 @@
                 <w:sz w:val="20"/>
                 <w:szCs w:val="20"/>
               </w:rPr>
-              <w:lastRenderedPageBreak/>
               <w:t>Route</w:t>
             </w:r>
           </w:p>
@@ -8657,11 +9740,6 @@
       <w:r>
         <w:t>All significant bugs encountered during development are documented here for transparency and to demonstrate debugging methodology.</w:t>
       </w:r>
-    </w:p>
-    <w:p>
-      <w:pPr>
-        <w:spacing w:after="160"/>
-      </w:pPr>
     </w:p>
     <w:tbl>
       <w:tblPr>
@@ -9259,11 +10337,6 @@
     </w:tbl>
     <w:p>
       <w:pPr>
-        <w:spacing w:after="160"/>
-      </w:pPr>
-    </w:p>
-    <w:p>
-      <w:pPr>
         <w:pStyle w:val="Heading2"/>
       </w:pPr>
       <w:r>
@@ -9293,7 +10366,6 @@
         <w:spacing w:after="120"/>
       </w:pPr>
       <w:r>
-        <w:lastRenderedPageBreak/>
         <w:t>Both bugs shared the same cause. SafeInput and SrcGroup were defined inside IncomeForm. On every keystroke:</w:t>
       </w:r>
     </w:p>
@@ -9307,6 +10379,7 @@
         <w:spacing w:after="80"/>
       </w:pPr>
       <w:r>
+        <w:lastRenderedPageBreak/>
         <w:t>The parent IncomeForm re-rendered (state update from typing).</w:t>
       </w:r>
     </w:p>
@@ -9443,11 +10516,6 @@
       <w:r>
         <w:t>9.1 Infrastructure &amp; Cost</w:t>
       </w:r>
-    </w:p>
-    <w:p>
-      <w:pPr>
-        <w:spacing w:after="160"/>
-      </w:pPr>
     </w:p>
     <w:tbl>
       <w:tblPr>
@@ -10159,11 +11227,6 @@
     </w:tbl>
     <w:p>
       <w:pPr>
-        <w:spacing w:after="160"/>
-      </w:pPr>
-    </w:p>
-    <w:p>
-      <w:pPr>
         <w:pStyle w:val="Heading2"/>
       </w:pPr>
       <w:r>
@@ -10180,7 +11243,6 @@
         <w:spacing w:after="80"/>
       </w:pPr>
       <w:r>
-        <w:lastRenderedPageBreak/>
         <w:t>Developer edits code and tests locally on localhost:3000 (frontend) and localhost:8000 (backend).</w:t>
       </w:r>
     </w:p>
@@ -10220,6 +11282,7 @@
         <w:spacing w:after="80"/>
       </w:pPr>
       <w:r>
+        <w:lastRenderedPageBreak/>
         <w:t>Railway auto-detects the push, rebuilds FastAPI server, restarts (~2-3 minutes).</w:t>
       </w:r>
     </w:p>
@@ -10251,11 +11314,6 @@
       <w:r>
         <w:t>WealthWise v5 compared against the best feature from each of the 7 referenced competing projects:</w:t>
       </w:r>
-    </w:p>
-    <w:p>
-      <w:pPr>
-        <w:spacing w:after="160"/>
-      </w:pPr>
     </w:p>
     <w:tbl>
       <w:tblPr>
@@ -11155,7 +12213,15 @@
                 <w:sz w:val="20"/>
                 <w:szCs w:val="20"/>
               </w:rPr>
-              <w:t>20+ IT Act sections + AI advisor</w:t>
+              <w:t>35</w:t>
+            </w:r>
+            <w:r>
+              <w:rPr>
+                <w:color w:val="000000"/>
+                <w:sz w:val="20"/>
+                <w:szCs w:val="20"/>
+              </w:rPr>
+              <w:t>+ IT Act sections + AI advisor</w:t>
             </w:r>
           </w:p>
         </w:tc>
@@ -11747,7 +12813,6 @@
                 <w:sz w:val="20"/>
                 <w:szCs w:val="20"/>
               </w:rPr>
-              <w:lastRenderedPageBreak/>
               <w:t>Expense tracker with AI coach</w:t>
             </w:r>
           </w:p>
@@ -12001,6 +13066,7 @@
                 <w:sz w:val="20"/>
                 <w:szCs w:val="20"/>
               </w:rPr>
+              <w:lastRenderedPageBreak/>
               <w:t>PDF bank statement import</w:t>
             </w:r>
           </w:p>
@@ -12745,6 +13811,110 @@
             </w:tcMar>
           </w:tcPr>
           <w:p>
+            <w:r>
+              <w:rPr>
+                <w:color w:val="000000"/>
+                <w:sz w:val="20"/>
+                <w:szCs w:val="20"/>
+              </w:rPr>
+              <w:t>None</w:t>
+            </w:r>
+          </w:p>
+        </w:tc>
+      </w:tr>
+      <w:tr>
+        <w:tc>
+          <w:tcPr>
+            <w:tcW w:w="3200" w:type="dxa"/>
+            <w:tcBorders>
+              <w:top w:val="single" w:sz="1" w:space="0" w:color="BBBBBB"/>
+              <w:left w:val="single" w:sz="1" w:space="0" w:color="BBBBBB"/>
+              <w:bottom w:val="single" w:sz="1" w:space="0" w:color="BBBBBB"/>
+              <w:right w:val="single" w:sz="1" w:space="0" w:color="BBBBBB"/>
+            </w:tcBorders>
+            <w:tcMar>
+              <w:top w:w="80" w:type="dxa"/>
+              <w:left w:w="120" w:type="dxa"/>
+              <w:bottom w:w="80" w:type="dxa"/>
+              <w:right w:w="120" w:type="dxa"/>
+            </w:tcMar>
+          </w:tcPr>
+          <w:p>
+            <w:pPr>
+              <w:rPr>
+                <w:color w:val="000000"/>
+                <w:sz w:val="20"/>
+                <w:szCs w:val="20"/>
+              </w:rPr>
+            </w:pPr>
+            <w:r>
+              <w:rPr>
+                <w:color w:val="000000"/>
+                <w:sz w:val="20"/>
+                <w:szCs w:val="20"/>
+              </w:rPr>
+              <w:t>Personalised ITR filing guide (auto-form, checklist, schedule mapper)</w:t>
+            </w:r>
+          </w:p>
+        </w:tc>
+        <w:tc>
+          <w:tcPr>
+            <w:tcW w:w="3280" w:type="dxa"/>
+            <w:tcBorders>
+              <w:top w:val="single" w:sz="1" w:space="0" w:color="BBBBBB"/>
+              <w:left w:val="single" w:sz="1" w:space="0" w:color="BBBBBB"/>
+              <w:bottom w:val="single" w:sz="1" w:space="0" w:color="BBBBBB"/>
+              <w:right w:val="single" w:sz="1" w:space="0" w:color="BBBBBB"/>
+            </w:tcBorders>
+            <w:tcMar>
+              <w:top w:w="80" w:type="dxa"/>
+              <w:left w:w="120" w:type="dxa"/>
+              <w:bottom w:w="80" w:type="dxa"/>
+              <w:right w:w="120" w:type="dxa"/>
+            </w:tcMar>
+          </w:tcPr>
+          <w:p>
+            <w:pPr>
+              <w:rPr>
+                <w:color w:val="000000"/>
+                <w:sz w:val="20"/>
+                <w:szCs w:val="20"/>
+              </w:rPr>
+            </w:pPr>
+            <w:r>
+              <w:rPr>
+                <w:color w:val="000000"/>
+                <w:sz w:val="20"/>
+                <w:szCs w:val="20"/>
+              </w:rPr>
+              <w:t>Yes — ITR-1/2/3/4 auto-determined, 8-step portal guide, deadline calculator, AI assistant</w:t>
+            </w:r>
+          </w:p>
+        </w:tc>
+        <w:tc>
+          <w:tcPr>
+            <w:tcW w:w="2880" w:type="dxa"/>
+            <w:tcBorders>
+              <w:top w:val="single" w:sz="1" w:space="0" w:color="BBBBBB"/>
+              <w:left w:val="single" w:sz="1" w:space="0" w:color="BBBBBB"/>
+              <w:bottom w:val="single" w:sz="1" w:space="0" w:color="BBBBBB"/>
+              <w:right w:val="single" w:sz="1" w:space="0" w:color="BBBBBB"/>
+            </w:tcBorders>
+            <w:tcMar>
+              <w:top w:w="80" w:type="dxa"/>
+              <w:left w:w="120" w:type="dxa"/>
+              <w:bottom w:w="80" w:type="dxa"/>
+              <w:right w:w="120" w:type="dxa"/>
+            </w:tcMar>
+          </w:tcPr>
+          <w:p>
+            <w:pPr>
+              <w:rPr>
+                <w:color w:val="000000"/>
+                <w:sz w:val="20"/>
+                <w:szCs w:val="20"/>
+              </w:rPr>
+            </w:pPr>
             <w:r>
               <w:rPr>
                 <w:color w:val="000000"/>
@@ -12804,7 +13974,7 @@
         <w:spacing w:after="80"/>
       </w:pPr>
       <w:r>
-        <w:t>HRA (House Rent Allowance) and LTA (Leave Travel Allowance) are not yet individually input in Step 1. The old regime comparison uses standard assumptions. Users with significant HRA or LTA claims may see a slightly understated old regime benefit. This is the highest-priority limitation for the next update.</w:t>
+        <w:t>LTA (Leave Travel Allowance) is not yet individually input. HRA was resolved in v5.1 via the Sec 10(13A) 3-limit formula with metro/non-metro toggle.</w:t>
       </w:r>
     </w:p>
     <w:p>
@@ -12817,7 +13987,7 @@
         <w:spacing w:after="80"/>
       </w:pPr>
       <w:r>
-        <w:t>Home loan principal (80C) and home loan interest (Section 24b) are entered as combined loan deductions rather than separate fields, which may limit precision for users with complex home loan structures.</w:t>
+        <w:t>No Form 16, AIS, or investment statement PDF upload/parsing. Users must manually enter income sources.</w:t>
       </w:r>
     </w:p>
     <w:p>
@@ -12830,7 +14000,7 @@
         <w:spacing w:after="80"/>
       </w:pPr>
       <w:r>
-        <w:t>No Form 16, AIS, or investment statement PDF upload/parsing. Users must manually enter income sources.</w:t>
+        <w:t>Futures and options are excluded from portfolio allocation as they require specialist knowledge to recommend safely.</w:t>
       </w:r>
     </w:p>
     <w:p>
@@ -12843,7 +14013,7 @@
         <w:spacing w:after="80"/>
       </w:pPr>
       <w:r>
-        <w:t>Futures and options are excluded from portfolio allocation as they require specialist knowledge to recommend safely.</w:t>
+        <w:t>React Native / Expo app for Play Store not yet built; currently PWA-only for Android installation.</w:t>
       </w:r>
     </w:p>
     <w:p>
@@ -12856,39 +14026,16 @@
         <w:spacing w:after="80"/>
       </w:pPr>
       <w:r>
-        <w:t>React Native / Expo app for Play Store not yet built; currently PWA-only for Android installation.</w:t>
-      </w:r>
-    </w:p>
-    <w:p>
-      <w:pPr>
-        <w:pStyle w:val="ListParagraph"/>
-        <w:numPr>
-          <w:ilvl w:val="0"/>
-          <w:numId w:val="2"/>
-        </w:numPr>
-        <w:spacing w:after="80"/>
-      </w:pPr>
-      <w:r>
         <w:t>PDF bank statement parsers use regex-based text extraction and may fail on non-standard PDF formatting or password-protected statements.</w:t>
       </w:r>
     </w:p>
     <w:p>
       <w:pPr>
-        <w:spacing w:after="160"/>
-      </w:pPr>
-    </w:p>
-    <w:p>
-      <w:pPr>
         <w:pStyle w:val="Heading2"/>
       </w:pPr>
       <w:r>
         <w:t>11.2 Roadmap</w:t>
       </w:r>
-    </w:p>
-    <w:p>
-      <w:pPr>
-        <w:spacing w:after="160"/>
-      </w:pPr>
     </w:p>
     <w:tbl>
       <w:tblPr>
@@ -13028,7 +14175,7 @@
                 <w:sz w:val="20"/>
                 <w:szCs w:val="20"/>
               </w:rPr>
-              <w:t>HRA + LTA inputs in tax engine Step 1</w:t>
+              <w:t>LTA (Leave Travel Allowance) inputs</w:t>
             </w:r>
           </w:p>
         </w:tc>
@@ -13084,7 +14231,15 @@
                 <w:sz w:val="20"/>
                 <w:szCs w:val="20"/>
               </w:rPr>
-              <w:t>3 days</w:t>
+              <w:t>1</w:t>
+            </w:r>
+            <w:r>
+              <w:rPr>
+                <w:color w:val="000000"/>
+                <w:sz w:val="20"/>
+                <w:szCs w:val="20"/>
+              </w:rPr>
+              <w:t xml:space="preserve"> day</w:t>
             </w:r>
           </w:p>
         </w:tc>
@@ -13099,22 +14254,21 @@
               <w:bottom w:val="single" w:sz="1" w:space="0" w:color="BBBBBB"/>
               <w:right w:val="single" w:sz="1" w:space="0" w:color="BBBBBB"/>
             </w:tcBorders>
-            <w:shd w:val="clear" w:color="auto" w:fill="F7F7F7"/>
-            <w:tcMar>
-              <w:top w:w="80" w:type="dxa"/>
-              <w:left w:w="120" w:type="dxa"/>
-              <w:bottom w:w="80" w:type="dxa"/>
-              <w:right w:w="120" w:type="dxa"/>
-            </w:tcMar>
-          </w:tcPr>
-          <w:p>
-            <w:r>
-              <w:rPr>
-                <w:color w:val="000000"/>
-                <w:sz w:val="20"/>
-                <w:szCs w:val="20"/>
-              </w:rPr>
-              <w:t>Home loan principal + interest separate inputs (Old Regime)</w:t>
+            <w:tcMar>
+              <w:top w:w="80" w:type="dxa"/>
+              <w:left w:w="120" w:type="dxa"/>
+              <w:bottom w:w="80" w:type="dxa"/>
+              <w:right w:w="120" w:type="dxa"/>
+            </w:tcMar>
+          </w:tcPr>
+          <w:p>
+            <w:r>
+              <w:rPr>
+                <w:color w:val="000000"/>
+                <w:sz w:val="20"/>
+                <w:szCs w:val="20"/>
+              </w:rPr>
+              <w:t>Live MF NAV data via AMFI API</w:t>
             </w:r>
           </w:p>
         </w:tc>
@@ -13127,7 +14281,6 @@
               <w:bottom w:val="single" w:sz="1" w:space="0" w:color="BBBBBB"/>
               <w:right w:val="single" w:sz="1" w:space="0" w:color="BBBBBB"/>
             </w:tcBorders>
-            <w:shd w:val="clear" w:color="auto" w:fill="F7F7F7"/>
             <w:tcMar>
               <w:top w:w="80" w:type="dxa"/>
               <w:left w:w="120" w:type="dxa"/>
@@ -13157,22 +14310,21 @@
               <w:bottom w:val="single" w:sz="1" w:space="0" w:color="BBBBBB"/>
               <w:right w:val="single" w:sz="1" w:space="0" w:color="BBBBBB"/>
             </w:tcBorders>
-            <w:shd w:val="clear" w:color="auto" w:fill="F7F7F7"/>
-            <w:tcMar>
-              <w:top w:w="80" w:type="dxa"/>
-              <w:left w:w="120" w:type="dxa"/>
-              <w:bottom w:w="80" w:type="dxa"/>
-              <w:right w:w="120" w:type="dxa"/>
-            </w:tcMar>
-          </w:tcPr>
-          <w:p>
-            <w:r>
-              <w:rPr>
-                <w:color w:val="000000"/>
-                <w:sz w:val="20"/>
-                <w:szCs w:val="20"/>
-              </w:rPr>
-              <w:t>2 days</w:t>
+            <w:tcMar>
+              <w:top w:w="80" w:type="dxa"/>
+              <w:left w:w="120" w:type="dxa"/>
+              <w:bottom w:w="80" w:type="dxa"/>
+              <w:right w:w="120" w:type="dxa"/>
+            </w:tcMar>
+          </w:tcPr>
+          <w:p>
+            <w:r>
+              <w:rPr>
+                <w:color w:val="000000"/>
+                <w:sz w:val="20"/>
+                <w:szCs w:val="20"/>
+              </w:rPr>
+              <w:t>1 week</w:t>
             </w:r>
           </w:p>
         </w:tc>
@@ -13187,21 +14339,22 @@
               <w:bottom w:val="single" w:sz="1" w:space="0" w:color="BBBBBB"/>
               <w:right w:val="single" w:sz="1" w:space="0" w:color="BBBBBB"/>
             </w:tcBorders>
-            <w:tcMar>
-              <w:top w:w="80" w:type="dxa"/>
-              <w:left w:w="120" w:type="dxa"/>
-              <w:bottom w:w="80" w:type="dxa"/>
-              <w:right w:w="120" w:type="dxa"/>
-            </w:tcMar>
-          </w:tcPr>
-          <w:p>
-            <w:r>
-              <w:rPr>
-                <w:color w:val="000000"/>
-                <w:sz w:val="20"/>
-                <w:szCs w:val="20"/>
-              </w:rPr>
-              <w:t>Live MF NAV data via AMFI API</w:t>
+            <w:shd w:val="clear" w:color="auto" w:fill="F7F7F7"/>
+            <w:tcMar>
+              <w:top w:w="80" w:type="dxa"/>
+              <w:left w:w="120" w:type="dxa"/>
+              <w:bottom w:w="80" w:type="dxa"/>
+              <w:right w:w="120" w:type="dxa"/>
+            </w:tcMar>
+          </w:tcPr>
+          <w:p>
+            <w:r>
+              <w:rPr>
+                <w:color w:val="000000"/>
+                <w:sz w:val="20"/>
+                <w:szCs w:val="20"/>
+              </w:rPr>
+              <w:t>Live FD rates via RBI / bank scraping</w:t>
             </w:r>
           </w:p>
         </w:tc>
@@ -13214,6 +14367,7 @@
               <w:bottom w:val="single" w:sz="1" w:space="0" w:color="BBBBBB"/>
               <w:right w:val="single" w:sz="1" w:space="0" w:color="BBBBBB"/>
             </w:tcBorders>
+            <w:shd w:val="clear" w:color="auto" w:fill="F7F7F7"/>
             <w:tcMar>
               <w:top w:w="80" w:type="dxa"/>
               <w:left w:w="120" w:type="dxa"/>
@@ -13243,6 +14397,7 @@
               <w:bottom w:val="single" w:sz="1" w:space="0" w:color="BBBBBB"/>
               <w:right w:val="single" w:sz="1" w:space="0" w:color="BBBBBB"/>
             </w:tcBorders>
+            <w:shd w:val="clear" w:color="auto" w:fill="F7F7F7"/>
             <w:tcMar>
               <w:top w:w="80" w:type="dxa"/>
               <w:left w:w="120" w:type="dxa"/>
@@ -13272,108 +14427,21 @@
               <w:bottom w:val="single" w:sz="1" w:space="0" w:color="BBBBBB"/>
               <w:right w:val="single" w:sz="1" w:space="0" w:color="BBBBBB"/>
             </w:tcBorders>
-            <w:shd w:val="clear" w:color="auto" w:fill="F7F7F7"/>
-            <w:tcMar>
-              <w:top w:w="80" w:type="dxa"/>
-              <w:left w:w="120" w:type="dxa"/>
-              <w:bottom w:w="80" w:type="dxa"/>
-              <w:right w:w="120" w:type="dxa"/>
-            </w:tcMar>
-          </w:tcPr>
-          <w:p>
-            <w:r>
-              <w:rPr>
-                <w:color w:val="000000"/>
-                <w:sz w:val="20"/>
-                <w:szCs w:val="20"/>
-              </w:rPr>
-              <w:t>Live FD rates via RBI / bank scraping</w:t>
-            </w:r>
-          </w:p>
-        </w:tc>
-        <w:tc>
-          <w:tcPr>
-            <w:tcW w:w="1680" w:type="dxa"/>
-            <w:tcBorders>
-              <w:top w:val="single" w:sz="1" w:space="0" w:color="BBBBBB"/>
-              <w:left w:val="single" w:sz="1" w:space="0" w:color="BBBBBB"/>
-              <w:bottom w:val="single" w:sz="1" w:space="0" w:color="BBBBBB"/>
-              <w:right w:val="single" w:sz="1" w:space="0" w:color="BBBBBB"/>
-            </w:tcBorders>
-            <w:shd w:val="clear" w:color="auto" w:fill="F7F7F7"/>
-            <w:tcMar>
-              <w:top w:w="80" w:type="dxa"/>
-              <w:left w:w="120" w:type="dxa"/>
-              <w:bottom w:w="80" w:type="dxa"/>
-              <w:right w:w="120" w:type="dxa"/>
-            </w:tcMar>
-          </w:tcPr>
-          <w:p>
-            <w:r>
-              <w:rPr>
-                <w:b/>
-                <w:bCs/>
-                <w:color w:val="CC0000"/>
-                <w:sz w:val="20"/>
-                <w:szCs w:val="20"/>
-              </w:rPr>
-              <w:t>High</w:t>
-            </w:r>
-          </w:p>
-        </w:tc>
-        <w:tc>
-          <w:tcPr>
-            <w:tcW w:w="1920" w:type="dxa"/>
-            <w:tcBorders>
-              <w:top w:val="single" w:sz="1" w:space="0" w:color="BBBBBB"/>
-              <w:left w:val="single" w:sz="1" w:space="0" w:color="BBBBBB"/>
-              <w:bottom w:val="single" w:sz="1" w:space="0" w:color="BBBBBB"/>
-              <w:right w:val="single" w:sz="1" w:space="0" w:color="BBBBBB"/>
-            </w:tcBorders>
-            <w:shd w:val="clear" w:color="auto" w:fill="F7F7F7"/>
-            <w:tcMar>
-              <w:top w:w="80" w:type="dxa"/>
-              <w:left w:w="120" w:type="dxa"/>
-              <w:bottom w:w="80" w:type="dxa"/>
-              <w:right w:w="120" w:type="dxa"/>
-            </w:tcMar>
-          </w:tcPr>
-          <w:p>
-            <w:r>
-              <w:rPr>
-                <w:color w:val="000000"/>
-                <w:sz w:val="20"/>
-                <w:szCs w:val="20"/>
-              </w:rPr>
-              <w:t>1 week</w:t>
-            </w:r>
-          </w:p>
-        </w:tc>
-      </w:tr>
-      <w:tr>
-        <w:tc>
-          <w:tcPr>
-            <w:tcW w:w="5760" w:type="dxa"/>
-            <w:tcBorders>
-              <w:top w:val="single" w:sz="1" w:space="0" w:color="BBBBBB"/>
-              <w:left w:val="single" w:sz="1" w:space="0" w:color="BBBBBB"/>
-              <w:bottom w:val="single" w:sz="1" w:space="0" w:color="BBBBBB"/>
-              <w:right w:val="single" w:sz="1" w:space="0" w:color="BBBBBB"/>
-            </w:tcBorders>
-            <w:tcMar>
-              <w:top w:w="80" w:type="dxa"/>
-              <w:left w:w="120" w:type="dxa"/>
-              <w:bottom w:w="80" w:type="dxa"/>
-              <w:right w:w="120" w:type="dxa"/>
-            </w:tcMar>
-          </w:tcPr>
-          <w:p>
-            <w:r>
-              <w:rPr>
-                <w:color w:val="000000"/>
-                <w:sz w:val="20"/>
-                <w:szCs w:val="20"/>
-              </w:rPr>
+            <w:tcMar>
+              <w:top w:w="80" w:type="dxa"/>
+              <w:left w:w="120" w:type="dxa"/>
+              <w:bottom w:w="80" w:type="dxa"/>
+              <w:right w:w="120" w:type="dxa"/>
+            </w:tcMar>
+          </w:tcPr>
+          <w:p>
+            <w:r>
+              <w:rPr>
+                <w:color w:val="000000"/>
+                <w:sz w:val="20"/>
+                <w:szCs w:val="20"/>
+              </w:rPr>
+              <w:lastRenderedPageBreak/>
               <w:t>Form 16 / AIS PDF upload + parsing (Claude document API)</w:t>
             </w:r>
           </w:p>
@@ -14521,11 +15589,6 @@
     </w:p>
     <w:p>
       <w:pPr>
-        <w:spacing w:after="160"/>
-      </w:pPr>
-    </w:p>
-    <w:p>
-      <w:pPr>
         <w:pStyle w:val="Heading2"/>
       </w:pPr>
       <w:r>
@@ -14612,14 +15675,10 @@
     </w:p>
     <w:p>
       <w:pPr>
-        <w:spacing w:after="160"/>
-      </w:pPr>
-    </w:p>
-    <w:p>
-      <w:pPr>
         <w:pStyle w:val="Heading2"/>
       </w:pPr>
       <w:r>
+        <w:lastRenderedPageBreak/>
         <w:t>12.3 Technology Documentation</w:t>
       </w:r>
     </w:p>
@@ -14782,6 +15841,155 @@
 <file path=word/numbering.xml><?xml version="1.0" encoding="utf-8"?>
 <w:numbering xmlns:wpc="http://schemas.microsoft.com/office/word/2010/wordprocessingCanvas" xmlns:cx="http://schemas.microsoft.com/office/drawing/2014/chartex" xmlns:cx1="http://schemas.microsoft.com/office/drawing/2015/9/8/chartex" xmlns:cx2="http://schemas.microsoft.com/office/drawing/2015/10/21/chartex" xmlns:cx3="http://schemas.microsoft.com/office/drawing/2016/5/9/chartex" xmlns:cx4="http://schemas.microsoft.com/office/drawing/2016/5/10/chartex" xmlns:cx5="http://schemas.microsoft.com/office/drawing/2016/5/11/chartex" xmlns:cx6="http://schemas.microsoft.com/office/drawing/2016/5/12/chartex" xmlns:cx7="http://schemas.microsoft.com/office/drawing/2016/5/13/chartex" xmlns:cx8="http://schemas.microsoft.com/office/drawing/2016/5/14/chartex" xmlns:mc="http://schemas.openxmlformats.org/markup-compatibility/2006" xmlns:aink="http://schemas.microsoft.com/office/drawing/2016/ink" xmlns:am3d="http://schemas.microsoft.com/office/drawing/2017/model3d" xmlns:o="urn:schemas-microsoft-com:office:office" xmlns:oel="http://schemas.microsoft.com/office/2019/extlst" xmlns:r="http://schemas.openxmlformats.org/officeDocument/2006/relationships" xmlns:m="http://schemas.openxmlformats.org/officeDocument/2006/math" xmlns:v="urn:schemas-microsoft-com:vml" xmlns:wp14="http://schemas.microsoft.com/office/word/2010/wordprocessingDrawing" xmlns:wp="http://schemas.openxmlformats.org/drawingml/2006/wordprocessingDrawing" xmlns:w10="urn:schemas-microsoft-com:office:word" xmlns:w="http://schemas.openxmlformats.org/wordprocessingml/2006/main" xmlns:w14="http://schemas.microsoft.com/office/word/2010/wordml" xmlns:w15="http://schemas.microsoft.com/office/word/2012/wordml" xmlns:w16cex="http://schemas.microsoft.com/office/word/2018/wordml/cex" xmlns:w16cid="http://schemas.microsoft.com/office/word/2016/wordml/cid" xmlns:w16="http://schemas.microsoft.com/office/word/2018/wordml" xmlns:w16du="http://schemas.microsoft.com/office/word/2023/wordml/word16du" xmlns:w16sdtdh="http://schemas.microsoft.com/office/word/2020/wordml/sdtdatahash" xmlns:w16sdtfl="http://schemas.microsoft.com/office/word/2024/wordml/sdtformatlock" xmlns:w16se="http://schemas.microsoft.com/office/word/2015/wordml/symex" xmlns:wpg="http://schemas.microsoft.com/office/word/2010/wordprocessingGroup" xmlns:wpi="http://schemas.microsoft.com/office/word/2010/wordprocessingInk" xmlns:wne="http://schemas.microsoft.com/office/word/2006/wordml" xmlns:wps="http://schemas.microsoft.com/office/word/2010/wordprocessingShape" mc:Ignorable="w14 w15 w16se w16cid w16 w16cex w16sdtdh w16sdtfl w16du wp14">
   <w:abstractNum w:abstractNumId="0" w15:restartNumberingAfterBreak="0">
+    <w:nsid w:val="09332660"/>
+    <w:multiLevelType w:val="multilevel"/>
+    <w:tmpl w:val="D7A2DA6C"/>
+    <w:lvl w:ilvl="0">
+      <w:start w:val="1"/>
+      <w:numFmt w:val="bullet"/>
+      <w:lvlText w:val=""/>
+      <w:lvlJc w:val="left"/>
+      <w:pPr>
+        <w:tabs>
+          <w:tab w:val="num" w:pos="720"/>
+        </w:tabs>
+        <w:ind w:left="720" w:hanging="360"/>
+      </w:pPr>
+      <w:rPr>
+        <w:rFonts w:ascii="Symbol" w:hAnsi="Symbol" w:hint="default"/>
+        <w:sz w:val="20"/>
+      </w:rPr>
+    </w:lvl>
+    <w:lvl w:ilvl="1" w:tentative="1">
+      <w:start w:val="1"/>
+      <w:numFmt w:val="bullet"/>
+      <w:lvlText w:val="o"/>
+      <w:lvlJc w:val="left"/>
+      <w:pPr>
+        <w:tabs>
+          <w:tab w:val="num" w:pos="1440"/>
+        </w:tabs>
+        <w:ind w:left="1440" w:hanging="360"/>
+      </w:pPr>
+      <w:rPr>
+        <w:rFonts w:ascii="Courier New" w:hAnsi="Courier New" w:hint="default"/>
+        <w:sz w:val="20"/>
+      </w:rPr>
+    </w:lvl>
+    <w:lvl w:ilvl="2" w:tentative="1">
+      <w:start w:val="1"/>
+      <w:numFmt w:val="bullet"/>
+      <w:lvlText w:val=""/>
+      <w:lvlJc w:val="left"/>
+      <w:pPr>
+        <w:tabs>
+          <w:tab w:val="num" w:pos="2160"/>
+        </w:tabs>
+        <w:ind w:left="2160" w:hanging="360"/>
+      </w:pPr>
+      <w:rPr>
+        <w:rFonts w:ascii="Wingdings" w:hAnsi="Wingdings" w:hint="default"/>
+        <w:sz w:val="20"/>
+      </w:rPr>
+    </w:lvl>
+    <w:lvl w:ilvl="3" w:tentative="1">
+      <w:start w:val="1"/>
+      <w:numFmt w:val="bullet"/>
+      <w:lvlText w:val=""/>
+      <w:lvlJc w:val="left"/>
+      <w:pPr>
+        <w:tabs>
+          <w:tab w:val="num" w:pos="2880"/>
+        </w:tabs>
+        <w:ind w:left="2880" w:hanging="360"/>
+      </w:pPr>
+      <w:rPr>
+        <w:rFonts w:ascii="Wingdings" w:hAnsi="Wingdings" w:hint="default"/>
+        <w:sz w:val="20"/>
+      </w:rPr>
+    </w:lvl>
+    <w:lvl w:ilvl="4" w:tentative="1">
+      <w:start w:val="1"/>
+      <w:numFmt w:val="bullet"/>
+      <w:lvlText w:val=""/>
+      <w:lvlJc w:val="left"/>
+      <w:pPr>
+        <w:tabs>
+          <w:tab w:val="num" w:pos="3600"/>
+        </w:tabs>
+        <w:ind w:left="3600" w:hanging="360"/>
+      </w:pPr>
+      <w:rPr>
+        <w:rFonts w:ascii="Wingdings" w:hAnsi="Wingdings" w:hint="default"/>
+        <w:sz w:val="20"/>
+      </w:rPr>
+    </w:lvl>
+    <w:lvl w:ilvl="5" w:tentative="1">
+      <w:start w:val="1"/>
+      <w:numFmt w:val="bullet"/>
+      <w:lvlText w:val=""/>
+      <w:lvlJc w:val="left"/>
+      <w:pPr>
+        <w:tabs>
+          <w:tab w:val="num" w:pos="4320"/>
+        </w:tabs>
+        <w:ind w:left="4320" w:hanging="360"/>
+      </w:pPr>
+      <w:rPr>
+        <w:rFonts w:ascii="Wingdings" w:hAnsi="Wingdings" w:hint="default"/>
+        <w:sz w:val="20"/>
+      </w:rPr>
+    </w:lvl>
+    <w:lvl w:ilvl="6" w:tentative="1">
+      <w:start w:val="1"/>
+      <w:numFmt w:val="bullet"/>
+      <w:lvlText w:val=""/>
+      <w:lvlJc w:val="left"/>
+      <w:pPr>
+        <w:tabs>
+          <w:tab w:val="num" w:pos="5040"/>
+        </w:tabs>
+        <w:ind w:left="5040" w:hanging="360"/>
+      </w:pPr>
+      <w:rPr>
+        <w:rFonts w:ascii="Wingdings" w:hAnsi="Wingdings" w:hint="default"/>
+        <w:sz w:val="20"/>
+      </w:rPr>
+    </w:lvl>
+    <w:lvl w:ilvl="7" w:tentative="1">
+      <w:start w:val="1"/>
+      <w:numFmt w:val="bullet"/>
+      <w:lvlText w:val=""/>
+      <w:lvlJc w:val="left"/>
+      <w:pPr>
+        <w:tabs>
+          <w:tab w:val="num" w:pos="5760"/>
+        </w:tabs>
+        <w:ind w:left="5760" w:hanging="360"/>
+      </w:pPr>
+      <w:rPr>
+        <w:rFonts w:ascii="Wingdings" w:hAnsi="Wingdings" w:hint="default"/>
+        <w:sz w:val="20"/>
+      </w:rPr>
+    </w:lvl>
+    <w:lvl w:ilvl="8" w:tentative="1">
+      <w:start w:val="1"/>
+      <w:numFmt w:val="bullet"/>
+      <w:lvlText w:val=""/>
+      <w:lvlJc w:val="left"/>
+      <w:pPr>
+        <w:tabs>
+          <w:tab w:val="num" w:pos="6480"/>
+        </w:tabs>
+        <w:ind w:left="6480" w:hanging="360"/>
+      </w:pPr>
+      <w:rPr>
+        <w:rFonts w:ascii="Wingdings" w:hAnsi="Wingdings" w:hint="default"/>
+        <w:sz w:val="20"/>
+      </w:rPr>
+    </w:lvl>
+  </w:abstractNum>
+  <w:abstractNum w:abstractNumId="1" w15:restartNumberingAfterBreak="0">
     <w:nsid w:val="1A706633"/>
     <w:multiLevelType w:val="hybridMultilevel"/>
     <w:tmpl w:val="E4AAF628"/>
@@ -14835,7 +16043,7 @@
       <w:lvlJc w:val="left"/>
     </w:lvl>
   </w:abstractNum>
-  <w:abstractNum w:abstractNumId="1" w15:restartNumberingAfterBreak="0">
+  <w:abstractNum w:abstractNumId="2" w15:restartNumberingAfterBreak="0">
     <w:nsid w:val="5EDD7D56"/>
     <w:multiLevelType w:val="hybridMultilevel"/>
     <w:tmpl w:val="88B65680"/>
@@ -14921,7 +16129,7 @@
       </w:pPr>
     </w:lvl>
   </w:abstractNum>
-  <w:abstractNum w:abstractNumId="2" w15:restartNumberingAfterBreak="0">
+  <w:abstractNum w:abstractNumId="3" w15:restartNumberingAfterBreak="0">
     <w:nsid w:val="6FDC2B21"/>
     <w:multiLevelType w:val="hybridMultilevel"/>
     <w:tmpl w:val="B13A8786"/>
@@ -14976,22 +16184,25 @@
     </w:lvl>
   </w:abstractNum>
   <w:num w:numId="1" w16cid:durableId="1124276006">
+    <w:abstractNumId w:val="2"/>
+    <w:lvlOverride w:ilvl="0">
+      <w:startOverride w:val="1"/>
+    </w:lvlOverride>
+  </w:num>
+  <w:num w:numId="2" w16cid:durableId="880894947">
+    <w:abstractNumId w:val="3"/>
+    <w:lvlOverride w:ilvl="0">
+      <w:startOverride w:val="1"/>
+    </w:lvlOverride>
+  </w:num>
+  <w:num w:numId="3" w16cid:durableId="902760877">
     <w:abstractNumId w:val="1"/>
     <w:lvlOverride w:ilvl="0">
       <w:startOverride w:val="1"/>
     </w:lvlOverride>
   </w:num>
-  <w:num w:numId="2" w16cid:durableId="880894947">
-    <w:abstractNumId w:val="2"/>
-    <w:lvlOverride w:ilvl="0">
-      <w:startOverride w:val="1"/>
-    </w:lvlOverride>
-  </w:num>
-  <w:num w:numId="3" w16cid:durableId="902760877">
+  <w:num w:numId="4" w16cid:durableId="226843294">
     <w:abstractNumId w:val="0"/>
-    <w:lvlOverride w:ilvl="0">
-      <w:startOverride w:val="1"/>
-    </w:lvlOverride>
   </w:num>
 </w:numbering>
 </file>
@@ -15409,6 +16620,7 @@
   </w:style>
   <w:style w:type="paragraph" w:styleId="Heading2">
     <w:name w:val="heading 2"/>
+    <w:link w:val="Heading2Char"/>
     <w:uiPriority w:val="9"/>
     <w:unhideWhenUsed/>
     <w:qFormat/>
@@ -15484,7 +16696,6 @@
   <w:style w:type="character" w:default="1" w:styleId="DefaultParagraphFont">
     <w:name w:val="Default Paragraph Font"/>
     <w:uiPriority w:val="1"/>
-    <w:semiHidden/>
     <w:unhideWhenUsed/>
   </w:style>
   <w:style w:type="table" w:default="1" w:styleId="TableNormal">
@@ -15598,6 +16809,31 @@
     <w:rPr>
       <w:sz w:val="20"/>
       <w:szCs w:val="20"/>
+    </w:rPr>
+  </w:style>
+  <w:style w:type="character" w:customStyle="1" w:styleId="Heading2Char">
+    <w:name w:val="Heading 2 Char"/>
+    <w:basedOn w:val="DefaultParagraphFont"/>
+    <w:link w:val="Heading2"/>
+    <w:uiPriority w:val="9"/>
+    <w:rsid w:val="0050208B"/>
+    <w:rPr>
+      <w:b/>
+      <w:bCs/>
+      <w:color w:val="1E6B6B"/>
+      <w:sz w:val="26"/>
+      <w:szCs w:val="26"/>
+    </w:rPr>
+  </w:style>
+  <w:style w:type="character" w:styleId="Strong">
+    <w:name w:val="Strong"/>
+    <w:basedOn w:val="DefaultParagraphFont"/>
+    <w:uiPriority w:val="22"/>
+    <w:qFormat/>
+    <w:rsid w:val="00351860"/>
+    <w:rPr>
+      <w:b/>
+      <w:bCs/>
     </w:rPr>
   </w:style>
 </w:styles>
